--- a/t19_s2.docx
+++ b/t19_s2.docx
@@ -3,2168 +3,1753 @@
 <w:document xmlns:wpc="http://schemas.microsoft.com/office/word/2010/wordprocessingCanvas" xmlns:mo="http://schemas.microsoft.com/office/mac/office/2008/main" xmlns:mc="http://schemas.openxmlformats.org/markup-compatibility/2006" xmlns:mv="urn:schemas-microsoft-com:mac:vml" xmlns:o="urn:schemas-microsoft-com:office:office" xmlns:r="http://schemas.openxmlformats.org/officeDocument/2006/relationships" xmlns:m="http://schemas.openxmlformats.org/officeDocument/2006/math" xmlns:v="urn:schemas-microsoft-com:vml" xmlns:wp14="http://schemas.microsoft.com/office/word/2010/wordprocessingDrawing" xmlns:wp="http://schemas.openxmlformats.org/drawingml/2006/wordprocessingDrawing" xmlns:w10="urn:schemas-microsoft-com:office:word" xmlns:w="http://schemas.openxmlformats.org/wordprocessingml/2006/main" xmlns:w14="http://schemas.microsoft.com/office/word/2010/wordml" xmlns:wpg="http://schemas.microsoft.com/office/word/2010/wordprocessingGroup" xmlns:wpi="http://schemas.microsoft.com/office/word/2010/wordprocessingInk" xmlns:wne="http://schemas.microsoft.com/office/word/2006/wordml" xmlns:wps="http://schemas.microsoft.com/office/word/2010/wordprocessingShape" mc:Ignorable="w14 wp14">
   <w:body>
     <w:p>
-      <w:pPr>
-        <w:spacing w:after="20" w:before="120"/>
-      </w:pPr>
-      <w:r>
-        <w:rPr>
-          <w:b/>
-          <w:sz w:val="22"/>
-        </w:rPr>
-        <w:t>Question: Bone marrow aspiration in children</w:t>
-      </w:r>
-    </w:p>
-    <w:p>
-      <w:pPr>
-        <w:spacing w:after="0" w:before="0"/>
-      </w:pPr>
-      <w:r>
-        <w:rPr>
-          <w:b w:val="0"/>
-          <w:sz w:val="22"/>
-        </w:rPr>
-        <w:t>(a) Ribs</w:t>
-      </w:r>
-    </w:p>
-    <w:p>
-      <w:pPr>
-        <w:spacing w:after="0" w:before="0"/>
-      </w:pPr>
-      <w:r>
-        <w:rPr>
-          <w:b w:val="0"/>
-          <w:sz w:val="22"/>
-        </w:rPr>
-        <w:t>(b) Sternum</w:t>
-      </w:r>
-    </w:p>
-    <w:p>
-      <w:pPr>
-        <w:spacing w:after="0" w:before="0"/>
-      </w:pPr>
-      <w:r>
-        <w:rPr>
-          <w:b w:val="0"/>
-          <w:sz w:val="22"/>
-        </w:rPr>
-        <w:t>(c) Proximal tibia</w:t>
-      </w:r>
-    </w:p>
-    <w:p>
-      <w:pPr>
-        <w:spacing w:after="0" w:before="0"/>
-      </w:pPr>
-      <w:r>
-        <w:rPr>
-          <w:b w:val="0"/>
-          <w:sz w:val="22"/>
-        </w:rPr>
-        <w:t>(d) Posterior Superior iliac crest</w:t>
-      </w:r>
-    </w:p>
-    <w:p>
-      <w:pPr>
-        <w:spacing w:after="0" w:before="40"/>
-      </w:pPr>
-      <w:r>
-        <w:rPr>
-          <w:b/>
-          <w:sz w:val="22"/>
-        </w:rPr>
-        <w:t>Answer: d</w:t>
-      </w:r>
-    </w:p>
-    <w:p>
-      <w:pPr>
-        <w:spacing w:after="0" w:before="0"/>
-      </w:pPr>
-      <w:r>
-        <w:rPr>
-          <w:b w:val="0"/>
-          <w:sz w:val="21"/>
-        </w:rPr>
-        <w:t>Solution: Bone marrow aspiration in children is preferably done from the posterior superior iliac crest (sternum is avoided in children).</w:t>
-      </w:r>
-    </w:p>
-    <w:p>
-      <w:pPr>
-        <w:spacing w:after="0" w:before="0"/>
-      </w:pPr>
-      <w:r>
-        <w:rPr>
-          <w:b w:val="0"/>
-          <w:sz w:val="20"/>
-        </w:rPr>
-        <w:t>Positive Marks: 1</w:t>
-      </w:r>
-    </w:p>
-    <w:p>
-      <w:pPr>
-        <w:spacing w:after="160" w:before="0"/>
-      </w:pPr>
-      <w:r>
-        <w:rPr>
-          <w:b w:val="0"/>
-          <w:sz w:val="20"/>
-        </w:rPr>
-        <w:t>Negative Marks: 0.25</w:t>
-      </w:r>
-    </w:p>
-    <w:p>
-      <w:pPr>
-        <w:spacing w:after="20" w:before="120"/>
-      </w:pPr>
-      <w:r>
-        <w:rPr>
-          <w:b/>
-          <w:sz w:val="22"/>
-        </w:rPr>
-        <w:t>Question: What is the current name of Aurangabad in Maharashtra? Important scheme (4K)</w:t>
-      </w:r>
-    </w:p>
-    <w:p>
-      <w:pPr>
-        <w:spacing w:after="0" w:before="0"/>
-      </w:pPr>
-      <w:r>
-        <w:rPr>
-          <w:b w:val="0"/>
-          <w:sz w:val="22"/>
-        </w:rPr>
-        <w:t>(a) Osmanabad</w:t>
-      </w:r>
-    </w:p>
-    <w:p>
-      <w:pPr>
-        <w:spacing w:after="0" w:before="0"/>
-      </w:pPr>
-      <w:r>
-        <w:rPr>
-          <w:b w:val="0"/>
-          <w:sz w:val="22"/>
-        </w:rPr>
-        <w:t>(b) Mumbai</w:t>
-      </w:r>
-    </w:p>
-    <w:p>
-      <w:pPr>
-        <w:spacing w:after="0" w:before="0"/>
-      </w:pPr>
-      <w:r>
-        <w:rPr>
-          <w:b w:val="0"/>
-          <w:sz w:val="22"/>
-        </w:rPr>
-        <w:t>(c) Dharashiv</w:t>
-      </w:r>
-    </w:p>
-    <w:p>
-      <w:pPr>
-        <w:spacing w:after="0" w:before="0"/>
-      </w:pPr>
-      <w:r>
-        <w:rPr>
-          <w:b w:val="0"/>
-          <w:sz w:val="22"/>
-        </w:rPr>
-        <w:t>(d) Sambhaji Nagar</w:t>
-      </w:r>
-    </w:p>
-    <w:p>
-      <w:pPr>
-        <w:spacing w:after="0" w:before="40"/>
-      </w:pPr>
-      <w:r>
-        <w:rPr>
-          <w:b/>
-          <w:sz w:val="22"/>
-        </w:rPr>
-        <w:t>Answer: d</w:t>
-      </w:r>
-    </w:p>
-    <w:p>
-      <w:pPr>
-        <w:spacing w:after="0" w:before="0"/>
-      </w:pPr>
-      <w:r>
-        <w:rPr>
-          <w:b w:val="0"/>
-          <w:sz w:val="21"/>
-        </w:rPr>
-        <w:t>Solution: The current name of Aurangabad in Maharashtra is option A, Sambhaji Nagar. Sambhaji Nagar is the new name given to the city of Aurangabad in Maharashtra. The name change was made to honor Sambhaji, the son of the Maratha Empire's founder, Chhatrapati Shivaji Maharaj. Aurangabad was originally named after Mughal emperor Aurangzeb, and the decision to rename the city was part of an effort to recognize and celebrate Maratha history and culture. The name change reflects the cultural and historical significance of Sambhaji and symbolizes the local pride and heritage of Maharashtra.</w:t>
-      </w:r>
-    </w:p>
-    <w:p>
-      <w:pPr>
-        <w:spacing w:after="0" w:before="0"/>
-      </w:pPr>
-      <w:r>
-        <w:rPr>
-          <w:b w:val="0"/>
-          <w:sz w:val="20"/>
-        </w:rPr>
-        <w:t>Positive Marks: 1</w:t>
-      </w:r>
-    </w:p>
-    <w:p>
-      <w:pPr>
-        <w:spacing w:after="160" w:before="0"/>
-      </w:pPr>
-      <w:r>
-        <w:rPr>
-          <w:b w:val="0"/>
-          <w:sz w:val="20"/>
-        </w:rPr>
-        <w:t>Negative Marks: 0.25</w:t>
-      </w:r>
-    </w:p>
-    <w:p>
-      <w:pPr>
-        <w:spacing w:after="20" w:before="120"/>
-      </w:pPr>
-      <w:r>
-        <w:rPr>
-          <w:b/>
-          <w:sz w:val="22"/>
-        </w:rPr>
-        <w:t>Question: The most appropriate nursing intervention for a patient with epistaxis is:</w:t>
-      </w:r>
-    </w:p>
-    <w:p>
-      <w:pPr>
-        <w:spacing w:after="0" w:before="0"/>
-      </w:pPr>
-      <w:r>
-        <w:rPr>
-          <w:b w:val="0"/>
-          <w:sz w:val="22"/>
-        </w:rPr>
-        <w:t>(a) Insert a cotton plug in the ear</w:t>
-      </w:r>
-    </w:p>
-    <w:p>
-      <w:pPr>
-        <w:spacing w:after="0" w:before="0"/>
-      </w:pPr>
-      <w:r>
-        <w:rPr>
-          <w:b w:val="0"/>
-          <w:sz w:val="22"/>
-        </w:rPr>
-        <w:t>(b) Tilt the head backwards</w:t>
-      </w:r>
-    </w:p>
-    <w:p>
-      <w:pPr>
-        <w:spacing w:after="0" w:before="0"/>
-      </w:pPr>
-      <w:r>
-        <w:rPr>
-          <w:b w:val="0"/>
-          <w:sz w:val="22"/>
-        </w:rPr>
-        <w:t>(c) Apply cold pack to the feet</w:t>
-      </w:r>
-    </w:p>
-    <w:p>
-      <w:pPr>
-        <w:spacing w:after="0" w:before="0"/>
-      </w:pPr>
-      <w:r>
-        <w:rPr>
-          <w:b w:val="0"/>
-          <w:sz w:val="22"/>
-        </w:rPr>
-        <w:t>(d) Pinch the nostrils and lean forward</w:t>
-      </w:r>
-    </w:p>
-    <w:p>
-      <w:pPr>
-        <w:spacing w:after="0" w:before="40"/>
-      </w:pPr>
-      <w:r>
-        <w:rPr>
-          <w:b/>
-          <w:sz w:val="22"/>
-        </w:rPr>
-        <w:t>Answer: d</w:t>
-      </w:r>
-    </w:p>
-    <w:p>
-      <w:pPr>
-        <w:spacing w:after="0" w:before="0"/>
-      </w:pPr>
-      <w:r>
-        <w:rPr>
-          <w:b w:val="0"/>
-          <w:sz w:val="21"/>
-        </w:rPr>
-        <w:t>Solution: For epistaxis, pinch the soft part of the nostrils, lean forward and breathe through the mouth; do not tilt the head back.</w:t>
-      </w:r>
-    </w:p>
-    <w:p>
-      <w:pPr>
-        <w:spacing w:after="0" w:before="0"/>
-      </w:pPr>
-      <w:r>
-        <w:rPr>
-          <w:b w:val="0"/>
-          <w:sz w:val="20"/>
-        </w:rPr>
-        <w:t>Positive Marks: 1</w:t>
-      </w:r>
-    </w:p>
-    <w:p>
-      <w:pPr>
-        <w:spacing w:after="160" w:before="0"/>
-      </w:pPr>
-      <w:r>
-        <w:rPr>
-          <w:b w:val="0"/>
-          <w:sz w:val="20"/>
-        </w:rPr>
-        <w:t>Negative Marks: 0.25</w:t>
-      </w:r>
-    </w:p>
-    <w:p>
-      <w:pPr>
-        <w:spacing w:after="20" w:before="120"/>
-      </w:pPr>
-      <w:r>
-        <w:rPr>
-          <w:b/>
-          <w:sz w:val="22"/>
-        </w:rPr>
-        <w:t>Question: A client with a pulmonary embolism suddenly becomes restless and severely dyspneic. What is the nurse's priority action?</w:t>
-      </w:r>
-    </w:p>
-    <w:p>
-      <w:pPr>
-        <w:spacing w:after="0" w:before="0"/>
-      </w:pPr>
-      <w:r>
-        <w:rPr>
-          <w:b w:val="0"/>
-          <w:sz w:val="22"/>
-        </w:rPr>
-        <w:t>(a) Reassure the client and stay calm</w:t>
-      </w:r>
-    </w:p>
-    <w:p>
-      <w:pPr>
-        <w:spacing w:after="0" w:before="0"/>
-      </w:pPr>
-      <w:r>
-        <w:rPr>
-          <w:b w:val="0"/>
-          <w:sz w:val="22"/>
-        </w:rPr>
-        <w:t>(b) Administer the prescribed anticoagulant</w:t>
-      </w:r>
-    </w:p>
-    <w:p>
-      <w:pPr>
-        <w:spacing w:after="0" w:before="0"/>
-      </w:pPr>
-      <w:r>
-        <w:rPr>
-          <w:b w:val="0"/>
-          <w:sz w:val="22"/>
-        </w:rPr>
-        <w:t>(c) Elevate the head of the bed and administer oxygen</w:t>
-      </w:r>
-    </w:p>
-    <w:p>
-      <w:pPr>
-        <w:spacing w:after="0" w:before="0"/>
-      </w:pPr>
-      <w:r>
-        <w:rPr>
-          <w:b w:val="0"/>
-          <w:sz w:val="22"/>
-        </w:rPr>
-        <w:t>(d) Prepare the client for intubation</w:t>
-      </w:r>
-    </w:p>
-    <w:p>
-      <w:pPr>
-        <w:spacing w:after="0" w:before="40"/>
-      </w:pPr>
-      <w:r>
-        <w:rPr>
-          <w:b/>
-          <w:sz w:val="22"/>
-        </w:rPr>
-        <w:t>Answer: c</w:t>
-      </w:r>
-    </w:p>
-    <w:p>
-      <w:pPr>
-        <w:spacing w:after="0" w:before="0"/>
-      </w:pPr>
-      <w:r>
-        <w:rPr>
-          <w:b w:val="0"/>
-          <w:sz w:val="21"/>
-        </w:rPr>
-        <w:t>Solution: The priority is oxygenation; the head of the bed is elevated and oxygen given while the provider is notified and definitive therapy (anticoagulation) is prepared.</w:t>
-      </w:r>
-    </w:p>
-    <w:p>
-      <w:pPr>
-        <w:spacing w:after="0" w:before="0"/>
-      </w:pPr>
-      <w:r>
-        <w:rPr>
-          <w:b w:val="0"/>
-          <w:sz w:val="20"/>
-        </w:rPr>
-        <w:t>Positive Marks: 1</w:t>
-      </w:r>
-    </w:p>
-    <w:p>
-      <w:pPr>
-        <w:spacing w:after="160" w:before="0"/>
-      </w:pPr>
-      <w:r>
-        <w:rPr>
-          <w:b w:val="0"/>
-          <w:sz w:val="20"/>
-        </w:rPr>
-        <w:t>Negative Marks: 0.25</w:t>
-      </w:r>
-    </w:p>
-    <w:p>
-      <w:pPr>
-        <w:spacing w:after="20" w:before="120"/>
-      </w:pPr>
-      <w:r>
-        <w:rPr>
-          <w:b/>
-          <w:sz w:val="22"/>
-        </w:rPr>
-        <w:t>Question: Visualization of bone in which stage of burn?</w:t>
-      </w:r>
-    </w:p>
-    <w:p>
-      <w:pPr>
-        <w:spacing w:after="0" w:before="0"/>
-      </w:pPr>
-      <w:r>
-        <w:rPr>
-          <w:b w:val="0"/>
-          <w:sz w:val="22"/>
-        </w:rPr>
-        <w:t>(a) 2nd stage</w:t>
-      </w:r>
-    </w:p>
-    <w:p>
-      <w:pPr>
-        <w:spacing w:after="0" w:before="0"/>
-      </w:pPr>
-      <w:r>
-        <w:rPr>
-          <w:b w:val="0"/>
-          <w:sz w:val="22"/>
-        </w:rPr>
-        <w:t>(b) 1st stage</w:t>
-      </w:r>
-    </w:p>
-    <w:p>
-      <w:pPr>
-        <w:spacing w:after="0" w:before="0"/>
-      </w:pPr>
-      <w:r>
-        <w:rPr>
-          <w:b w:val="0"/>
-          <w:sz w:val="22"/>
-        </w:rPr>
-        <w:t>(c) 3rd stage</w:t>
-      </w:r>
-    </w:p>
-    <w:p>
-      <w:pPr>
-        <w:spacing w:after="0" w:before="0"/>
-      </w:pPr>
-      <w:r>
-        <w:rPr>
-          <w:b w:val="0"/>
-          <w:sz w:val="22"/>
-        </w:rPr>
-        <w:t>(d) 4th stage</w:t>
-      </w:r>
-    </w:p>
-    <w:p>
-      <w:pPr>
-        <w:spacing w:after="0" w:before="40"/>
-      </w:pPr>
-      <w:r>
-        <w:rPr>
-          <w:b/>
-          <w:sz w:val="22"/>
-        </w:rPr>
-        <w:t>Answer: d</w:t>
-      </w:r>
-    </w:p>
-    <w:p>
-      <w:pPr>
-        <w:spacing w:after="0" w:before="0"/>
-      </w:pPr>
-      <w:r>
-        <w:rPr>
-          <w:b w:val="0"/>
-          <w:sz w:val="21"/>
-        </w:rPr>
-        <w:t>Solution: Fourth-degree burns extend beyond skin into subcutaneous tissue, muscle and bone, which may become visible.</w:t>
-      </w:r>
-    </w:p>
-    <w:p>
-      <w:pPr>
-        <w:spacing w:after="0" w:before="0"/>
-      </w:pPr>
-      <w:r>
-        <w:rPr>
-          <w:b w:val="0"/>
-          <w:sz w:val="20"/>
-        </w:rPr>
-        <w:t>Positive Marks: 1</w:t>
-      </w:r>
-    </w:p>
-    <w:p>
-      <w:pPr>
-        <w:spacing w:after="160" w:before="0"/>
-      </w:pPr>
-      <w:r>
-        <w:rPr>
-          <w:b w:val="0"/>
-          <w:sz w:val="20"/>
-        </w:rPr>
-        <w:t>Negative Marks: 0.25</w:t>
-      </w:r>
-    </w:p>
-    <w:p>
-      <w:pPr>
-        <w:spacing w:after="20" w:before="120"/>
-      </w:pPr>
-      <w:r>
-        <w:rPr>
-          <w:b/>
-          <w:sz w:val="22"/>
-        </w:rPr>
-        <w:t>Question: Which of the following is not included in the surgical safety checklist:</w:t>
-      </w:r>
-    </w:p>
-    <w:p>
-      <w:pPr>
-        <w:spacing w:after="0" w:before="0"/>
-      </w:pPr>
-      <w:r>
-        <w:rPr>
-          <w:b w:val="0"/>
-          <w:sz w:val="22"/>
-        </w:rPr>
-        <w:t>(a) Medications check.</w:t>
-      </w:r>
-    </w:p>
-    <w:p>
-      <w:pPr>
-        <w:spacing w:after="0" w:before="0"/>
-      </w:pPr>
-      <w:r>
-        <w:rPr>
-          <w:b w:val="0"/>
-          <w:sz w:val="22"/>
-        </w:rPr>
-        <w:t>(b) Counselling</w:t>
-      </w:r>
-    </w:p>
-    <w:p>
-      <w:pPr>
-        <w:spacing w:after="0" w:before="0"/>
-      </w:pPr>
-      <w:r>
-        <w:rPr>
-          <w:b w:val="0"/>
-          <w:sz w:val="22"/>
-        </w:rPr>
-        <w:t>(c) Allergy check.</w:t>
-      </w:r>
-    </w:p>
-    <w:p>
-      <w:pPr>
-        <w:spacing w:after="0" w:before="0"/>
-      </w:pPr>
-      <w:r>
-        <w:rPr>
-          <w:b w:val="0"/>
-          <w:sz w:val="22"/>
-        </w:rPr>
-        <w:t>(d) Verify with patient name and procedure to be done.</w:t>
-      </w:r>
-    </w:p>
-    <w:p>
-      <w:pPr>
-        <w:spacing w:after="0" w:before="40"/>
-      </w:pPr>
-      <w:r>
-        <w:rPr>
-          <w:b/>
-          <w:sz w:val="22"/>
-        </w:rPr>
-        <w:t>Answer: b</w:t>
-      </w:r>
-    </w:p>
-    <w:p>
-      <w:pPr>
-        <w:spacing w:after="0" w:before="0"/>
-      </w:pPr>
-      <w:r>
-        <w:rPr>
-          <w:b w:val="0"/>
-          <w:sz w:val="21"/>
-        </w:rPr>
-        <w:t>Solution: The surgical safety checklist includes patient identity, procedure, site, and allergy check; counselling is not part of the checklist.</w:t>
-      </w:r>
-    </w:p>
-    <w:p>
-      <w:pPr>
-        <w:spacing w:after="0" w:before="0"/>
-      </w:pPr>
-      <w:r>
-        <w:rPr>
-          <w:b w:val="0"/>
-          <w:sz w:val="20"/>
-        </w:rPr>
-        <w:t>Positive Marks: 1</w:t>
-      </w:r>
-    </w:p>
-    <w:p>
-      <w:pPr>
-        <w:spacing w:after="160" w:before="0"/>
-      </w:pPr>
-      <w:r>
-        <w:rPr>
-          <w:b w:val="0"/>
-          <w:sz w:val="20"/>
-        </w:rPr>
-        <w:t>Negative Marks: 0.25</w:t>
-      </w:r>
-    </w:p>
-    <w:p>
-      <w:pPr>
-        <w:spacing w:after="20" w:before="120"/>
-      </w:pPr>
-      <w:r>
-        <w:rPr>
-          <w:b/>
-          <w:sz w:val="22"/>
-        </w:rPr>
-        <w:t>Question: Which of the following tests can be used to determine the potency of freeze-dried vaccines?</w:t>
-      </w:r>
-    </w:p>
-    <w:p>
-      <w:pPr>
-        <w:spacing w:after="0" w:before="0"/>
-      </w:pPr>
-      <w:r>
-        <w:rPr>
-          <w:b w:val="0"/>
-          <w:sz w:val="22"/>
-        </w:rPr>
-        <w:t>(a) Modified hable test</w:t>
-      </w:r>
-    </w:p>
-    <w:p>
-      <w:pPr>
-        <w:spacing w:after="0" w:before="0"/>
-      </w:pPr>
-      <w:r>
-        <w:rPr>
-          <w:b w:val="0"/>
-          <w:sz w:val="22"/>
-        </w:rPr>
-        <w:t>(b) Shake test</w:t>
-      </w:r>
-    </w:p>
-    <w:p>
-      <w:pPr>
-        <w:spacing w:after="0" w:before="0"/>
-      </w:pPr>
-      <w:r>
-        <w:rPr>
-          <w:b w:val="0"/>
-          <w:sz w:val="22"/>
-        </w:rPr>
-        <w:t>(c) Hable test</w:t>
-      </w:r>
-    </w:p>
-    <w:p>
-      <w:pPr>
-        <w:spacing w:after="0" w:before="0"/>
-      </w:pPr>
-      <w:r>
-        <w:rPr>
-          <w:b w:val="0"/>
-          <w:sz w:val="22"/>
-        </w:rPr>
-        <w:t>(d) Monteux test</w:t>
-      </w:r>
-    </w:p>
-    <w:p>
-      <w:pPr>
-        <w:spacing w:after="0" w:before="40"/>
-      </w:pPr>
-      <w:r>
-        <w:rPr>
-          <w:b/>
-          <w:sz w:val="22"/>
-        </w:rPr>
-        <w:t>Answer: b</w:t>
-      </w:r>
-    </w:p>
-    <w:p>
-      <w:pPr>
-        <w:spacing w:after="0" w:before="0"/>
-      </w:pPr>
-      <w:r>
-        <w:rPr>
-          <w:b w:val="0"/>
-          <w:sz w:val="21"/>
-        </w:rPr>
-        <w:t>Solution: The correct answer is option (a) - the Shake Test. The Shake Test is used to determine the potency of freeze-dried vaccines. Freeze-dried vaccines are reconstituted with a diluent before administration. The Shake Test involves shaking the reconstituted vaccine to ensure proper mixing and reconstitution. The presence of clumps, aggregates, or particles indicates a loss of potency or compromised vaccine quality. This test is essential to verify the efficacy and stability of freeze-dried vaccines before administration.</w:t>
-      </w:r>
-    </w:p>
-    <w:p>
-      <w:pPr>
-        <w:spacing w:after="0" w:before="0"/>
-      </w:pPr>
-      <w:r>
-        <w:rPr>
-          <w:b w:val="0"/>
-          <w:sz w:val="20"/>
-        </w:rPr>
-        <w:t>Positive Marks: 1</w:t>
-      </w:r>
-    </w:p>
-    <w:p>
-      <w:pPr>
-        <w:spacing w:after="160" w:before="0"/>
-      </w:pPr>
-      <w:r>
-        <w:rPr>
-          <w:b w:val="0"/>
-          <w:sz w:val="20"/>
-        </w:rPr>
-        <w:t>Negative Marks: 0.25</w:t>
-      </w:r>
-    </w:p>
-    <w:p>
-      <w:pPr>
-        <w:spacing w:after="20" w:before="120"/>
-      </w:pPr>
-      <w:r>
-        <w:rPr>
-          <w:b/>
-          <w:sz w:val="22"/>
-        </w:rPr>
-        <w:t>Question: What is the immediate action when a patient is found unresponsive without a pulse or breathing?</w:t>
-      </w:r>
-    </w:p>
-    <w:p>
-      <w:pPr>
-        <w:spacing w:after="0" w:before="0"/>
-      </w:pPr>
-      <w:r>
-        <w:rPr>
-          <w:b w:val="0"/>
-          <w:sz w:val="22"/>
-        </w:rPr>
-        <w:t>(a) Give 20-22 breaths then assess for 2 minutes</w:t>
-      </w:r>
-    </w:p>
-    <w:p>
-      <w:pPr>
-        <w:spacing w:after="0" w:before="0"/>
-      </w:pPr>
-      <w:r>
-        <w:rPr>
-          <w:b w:val="0"/>
-          <w:sz w:val="22"/>
-        </w:rPr>
-        <w:t>(b) Start CPR</w:t>
-      </w:r>
-    </w:p>
-    <w:p>
-      <w:pPr>
-        <w:spacing w:after="0" w:before="0"/>
-      </w:pPr>
-      <w:r>
-        <w:rPr>
-          <w:b w:val="0"/>
-          <w:sz w:val="22"/>
-        </w:rPr>
-        <w:t>(c) Inform Physician</w:t>
-      </w:r>
-    </w:p>
-    <w:p>
-      <w:pPr>
-        <w:spacing w:after="0" w:before="0"/>
-      </w:pPr>
-      <w:r>
-        <w:rPr>
-          <w:b w:val="0"/>
-          <w:sz w:val="22"/>
-        </w:rPr>
-        <w:t>(d) Give 10-12 breaths then reassess</w:t>
-      </w:r>
-    </w:p>
-    <w:p>
-      <w:pPr>
-        <w:spacing w:after="0" w:before="40"/>
-      </w:pPr>
-      <w:r>
-        <w:rPr>
-          <w:b/>
-          <w:sz w:val="22"/>
-        </w:rPr>
-        <w:t>Answer: b</w:t>
-      </w:r>
-    </w:p>
-    <w:p>
-      <w:pPr>
-        <w:spacing w:after="0" w:before="0"/>
-      </w:pPr>
-      <w:r>
-        <w:rPr>
-          <w:b w:val="0"/>
-          <w:sz w:val="21"/>
-        </w:rPr>
-        <w:t>Solution: The immediate action that should be taken when a patient is found unresponsive without a pulse or breathing is to start CPR (cardiopulmonary resuscitation) immediately. According to the American Heart Association (AHA), CPR is a series of lifesaving steps that should be initiated as soon as possible to help the victim until advanced medical care arrives. The steps include chest compressions, rescue breaths, and defibrillation (if available). Calling for emergency medical services should also be done at the same time as starting CPR. The AHA emphasizes that early and effective CPR can double or triple the chances of survival in cardiac arrest cases.</w:t>
-      </w:r>
-    </w:p>
-    <w:p>
-      <w:pPr>
-        <w:spacing w:after="0" w:before="0"/>
-      </w:pPr>
-      <w:r>
-        <w:rPr>
-          <w:b w:val="0"/>
-          <w:sz w:val="20"/>
-        </w:rPr>
-        <w:t>Positive Marks: 1</w:t>
-      </w:r>
-    </w:p>
-    <w:p>
-      <w:pPr>
-        <w:spacing w:after="160" w:before="0"/>
-      </w:pPr>
-      <w:r>
-        <w:rPr>
-          <w:b w:val="0"/>
-          <w:sz w:val="20"/>
-        </w:rPr>
-        <w:t>Negative Marks: 0.25</w:t>
-      </w:r>
-    </w:p>
-    <w:p>
-      <w:pPr>
-        <w:spacing w:after="20" w:before="120"/>
-      </w:pPr>
-      <w:r>
-        <w:rPr>
-          <w:b/>
-          <w:sz w:val="22"/>
-        </w:rPr>
-        <w:t>Question: Which of the following findings suggests worsening condition or severe symptoms of dengue, excluding others?</w:t>
-      </w:r>
-    </w:p>
-    <w:p>
-      <w:pPr>
-        <w:spacing w:after="0" w:before="0"/>
-      </w:pPr>
-      <w:r>
-        <w:rPr>
-          <w:b w:val="0"/>
-          <w:sz w:val="22"/>
-        </w:rPr>
-        <w:t>(a) Persistent vomiting</w:t>
-      </w:r>
-    </w:p>
-    <w:p>
-      <w:pPr>
-        <w:spacing w:after="0" w:before="0"/>
-      </w:pPr>
-      <w:r>
-        <w:rPr>
-          <w:b w:val="0"/>
-          <w:sz w:val="22"/>
-        </w:rPr>
-        <w:t>(b) Blood in vomit or stool</w:t>
-      </w:r>
-    </w:p>
-    <w:p>
-      <w:pPr>
-        <w:spacing w:after="0" w:before="0"/>
-      </w:pPr>
-      <w:r>
-        <w:rPr>
-          <w:b w:val="0"/>
-          <w:sz w:val="22"/>
-        </w:rPr>
-        <w:t>(c) Severe Abdominal pain</w:t>
-      </w:r>
-    </w:p>
-    <w:p>
-      <w:pPr>
-        <w:spacing w:after="0" w:before="0"/>
-      </w:pPr>
-      <w:r>
-        <w:rPr>
-          <w:b w:val="0"/>
-          <w:sz w:val="22"/>
-        </w:rPr>
-        <w:t>(d) High grade fever</w:t>
-      </w:r>
-    </w:p>
-    <w:p>
-      <w:pPr>
-        <w:spacing w:after="0" w:before="40"/>
-      </w:pPr>
-      <w:r>
-        <w:rPr>
-          <w:b/>
-          <w:sz w:val="22"/>
-        </w:rPr>
-        <w:t>Answer: d</w:t>
-      </w:r>
-    </w:p>
-    <w:p>
-      <w:pPr>
-        <w:spacing w:after="0" w:before="0"/>
-      </w:pPr>
-      <w:r>
-        <w:rPr>
-          <w:b w:val="0"/>
-          <w:sz w:val="21"/>
-        </w:rPr>
-        <w:t>Solution: Warning signs of severe dengue include severe abdominal pain, persistent vomiting, mucosal bleeding (blood in vomit or stool), lethargy and fluid accumulation; high-grade fever alone is a general symptom and is not a warning sign.</w:t>
-      </w:r>
-    </w:p>
-    <w:p>
-      <w:pPr>
-        <w:spacing w:after="0" w:before="0"/>
-      </w:pPr>
-      <w:r>
-        <w:rPr>
-          <w:b w:val="0"/>
-          <w:sz w:val="20"/>
-        </w:rPr>
-        <w:t>Positive Marks: 1</w:t>
-      </w:r>
-    </w:p>
-    <w:p>
-      <w:pPr>
-        <w:spacing w:after="160" w:before="0"/>
-      </w:pPr>
-      <w:r>
-        <w:rPr>
-          <w:b w:val="0"/>
-          <w:sz w:val="20"/>
-        </w:rPr>
-        <w:t>Negative Marks: 0.25</w:t>
-      </w:r>
-    </w:p>
-    <w:p>
-      <w:pPr>
-        <w:spacing w:after="20" w:before="120"/>
-      </w:pPr>
-      <w:r>
-        <w:rPr>
-          <w:b/>
-          <w:sz w:val="22"/>
-        </w:rPr>
-        <w:t>Question: Which adverse effect of streptomycin is associated with hearing loss?</w:t>
-      </w:r>
-    </w:p>
-    <w:p>
-      <w:pPr>
-        <w:spacing w:after="0" w:before="0"/>
-      </w:pPr>
-      <w:r>
-        <w:rPr>
-          <w:b w:val="0"/>
-          <w:sz w:val="22"/>
-        </w:rPr>
-        <w:t>(a) Decrease Walking</w:t>
-      </w:r>
-    </w:p>
-    <w:p>
-      <w:pPr>
-        <w:spacing w:after="0" w:before="0"/>
-      </w:pPr>
-      <w:r>
-        <w:rPr>
-          <w:b w:val="0"/>
-          <w:sz w:val="22"/>
-        </w:rPr>
-        <w:t>(b) Decrease Smelling</w:t>
-      </w:r>
-    </w:p>
-    <w:p>
-      <w:pPr>
-        <w:spacing w:after="0" w:before="0"/>
-      </w:pPr>
-      <w:r>
-        <w:rPr>
-          <w:b w:val="0"/>
-          <w:sz w:val="22"/>
-        </w:rPr>
-        <w:t>(c) Decrease visual equity</w:t>
-      </w:r>
-    </w:p>
-    <w:p>
-      <w:pPr>
-        <w:spacing w:after="0" w:before="0"/>
-      </w:pPr>
-      <w:r>
-        <w:rPr>
-          <w:b w:val="0"/>
-          <w:sz w:val="22"/>
-        </w:rPr>
-        <w:t>(d) Decrease hearing equity</w:t>
-      </w:r>
-    </w:p>
-    <w:p>
-      <w:pPr>
-        <w:spacing w:after="0" w:before="40"/>
-      </w:pPr>
-      <w:r>
-        <w:rPr>
-          <w:b/>
-          <w:sz w:val="22"/>
-        </w:rPr>
-        <w:t>Answer: d</w:t>
-      </w:r>
-    </w:p>
-    <w:p>
-      <w:pPr>
-        <w:spacing w:after="0" w:before="0"/>
-      </w:pPr>
-      <w:r>
-        <w:rPr>
-          <w:b w:val="0"/>
-          <w:sz w:val="21"/>
-        </w:rPr>
-        <w:t>Solution: Streptomycin is an aminoglycoside whose most important adverse effect is ototoxicity (hearing loss).</w:t>
-      </w:r>
-    </w:p>
-    <w:p>
-      <w:pPr>
-        <w:spacing w:after="0" w:before="0"/>
-      </w:pPr>
-      <w:r>
-        <w:rPr>
-          <w:b w:val="0"/>
-          <w:sz w:val="20"/>
-        </w:rPr>
-        <w:t>Positive Marks: 1</w:t>
-      </w:r>
-    </w:p>
-    <w:p>
-      <w:pPr>
-        <w:spacing w:after="160" w:before="0"/>
-      </w:pPr>
-      <w:r>
-        <w:rPr>
-          <w:b w:val="0"/>
-          <w:sz w:val="20"/>
-        </w:rPr>
-        <w:t>Negative Marks: 0.25</w:t>
-      </w:r>
-    </w:p>
-    <w:p>
-      <w:pPr>
-        <w:spacing w:after="20" w:before="120"/>
-      </w:pPr>
-      <w:r>
-        <w:rPr>
-          <w:b/>
-          <w:sz w:val="22"/>
-        </w:rPr>
-        <w:t>Question: Polypropylene or synthetic mesh is primarily utilized in which surgical procedure?</w:t>
-      </w:r>
-    </w:p>
-    <w:p>
-      <w:pPr>
-        <w:spacing w:after="0" w:before="0"/>
-      </w:pPr>
-      <w:r>
-        <w:rPr>
-          <w:b w:val="0"/>
-          <w:sz w:val="22"/>
-        </w:rPr>
-        <w:t>(a) Hernia repair surgery (Hernioplasty)</w:t>
-      </w:r>
-    </w:p>
-    <w:p>
-      <w:pPr>
-        <w:spacing w:after="0" w:before="0"/>
-      </w:pPr>
-      <w:r>
-        <w:rPr>
-          <w:b w:val="0"/>
-          <w:sz w:val="22"/>
-        </w:rPr>
-        <w:t>(b) Thoracic surgery</w:t>
-      </w:r>
-    </w:p>
-    <w:p>
-      <w:pPr>
-        <w:spacing w:after="0" w:before="0"/>
-      </w:pPr>
-      <w:r>
-        <w:rPr>
-          <w:b w:val="0"/>
-          <w:sz w:val="22"/>
-        </w:rPr>
-        <w:t>(c) Cardiac bypass</w:t>
-      </w:r>
-    </w:p>
-    <w:p>
-      <w:pPr>
-        <w:spacing w:after="0" w:before="0"/>
-      </w:pPr>
-      <w:r>
-        <w:rPr>
-          <w:b w:val="0"/>
-          <w:sz w:val="22"/>
-        </w:rPr>
-        <w:t>(d) Cesarean section</w:t>
-      </w:r>
-    </w:p>
-    <w:p>
-      <w:pPr>
-        <w:spacing w:after="0" w:before="40"/>
-      </w:pPr>
-      <w:r>
-        <w:rPr>
-          <w:b/>
-          <w:sz w:val="22"/>
-        </w:rPr>
-        <w:t>Answer: a</w:t>
-      </w:r>
-    </w:p>
-    <w:p>
-      <w:pPr>
-        <w:spacing w:after="0" w:before="0"/>
-      </w:pPr>
-      <w:r>
-        <w:rPr>
-          <w:b w:val="0"/>
-          <w:sz w:val="21"/>
-        </w:rPr>
-        <w:t>Solution: Surgical mesh is inserted during Lichtenstein hernioplasty to reinforce the weakened abdominal wall defect and prevent hernia recurrence.</w:t>
-      </w:r>
-    </w:p>
-    <w:p>
-      <w:pPr>
-        <w:spacing w:after="0" w:before="0"/>
-      </w:pPr>
-      <w:r>
-        <w:rPr>
-          <w:b w:val="0"/>
-          <w:sz w:val="20"/>
-        </w:rPr>
-        <w:t>Positive Marks: 1</w:t>
-      </w:r>
-    </w:p>
-    <w:p>
-      <w:pPr>
-        <w:spacing w:after="160" w:before="0"/>
-      </w:pPr>
-      <w:r>
-        <w:rPr>
-          <w:b w:val="0"/>
-          <w:sz w:val="20"/>
-        </w:rPr>
-        <w:t>Negative Marks: 0.25</w:t>
-      </w:r>
-    </w:p>
-    <w:p>
-      <w:pPr>
-        <w:spacing w:after="20" w:before="120"/>
-      </w:pPr>
-      <w:r>
-        <w:rPr>
-          <w:b/>
-          <w:sz w:val="22"/>
-        </w:rPr>
-        <w:t>Question: The first step in the nursing process is:</w:t>
-      </w:r>
-    </w:p>
-    <w:p>
-      <w:pPr>
-        <w:spacing w:after="0" w:before="0"/>
-      </w:pPr>
-      <w:r>
-        <w:rPr>
-          <w:b w:val="0"/>
-          <w:sz w:val="22"/>
-        </w:rPr>
-        <w:t>(a) Planning</w:t>
-      </w:r>
-    </w:p>
-    <w:p>
-      <w:pPr>
-        <w:spacing w:after="0" w:before="0"/>
-      </w:pPr>
-      <w:r>
-        <w:rPr>
-          <w:b w:val="0"/>
-          <w:sz w:val="22"/>
-        </w:rPr>
-        <w:t>(b) Implementation</w:t>
-      </w:r>
-    </w:p>
-    <w:p>
-      <w:pPr>
-        <w:spacing w:after="0" w:before="0"/>
-      </w:pPr>
-      <w:r>
-        <w:rPr>
-          <w:b w:val="0"/>
-          <w:sz w:val="22"/>
-        </w:rPr>
-        <w:t>(c) Evaluation</w:t>
-      </w:r>
-    </w:p>
-    <w:p>
-      <w:pPr>
-        <w:spacing w:after="0" w:before="0"/>
-      </w:pPr>
-      <w:r>
-        <w:rPr>
-          <w:b w:val="0"/>
-          <w:sz w:val="22"/>
-        </w:rPr>
-        <w:t>(d) Assessment</w:t>
-      </w:r>
-    </w:p>
-    <w:p>
-      <w:pPr>
-        <w:spacing w:after="0" w:before="40"/>
-      </w:pPr>
-      <w:r>
-        <w:rPr>
-          <w:b/>
-          <w:sz w:val="22"/>
-        </w:rPr>
-        <w:t>Answer: d</w:t>
-      </w:r>
-    </w:p>
-    <w:p>
-      <w:pPr>
-        <w:spacing w:after="0" w:before="0"/>
-      </w:pPr>
-      <w:r>
-        <w:rPr>
-          <w:b w:val="0"/>
-          <w:sz w:val="21"/>
-        </w:rPr>
-        <w:t>Solution: The nursing process begins with assessment - collection of data about the patient's health status.</w:t>
-      </w:r>
-    </w:p>
-    <w:p>
-      <w:pPr>
-        <w:spacing w:after="0" w:before="0"/>
-      </w:pPr>
-      <w:r>
-        <w:rPr>
-          <w:b w:val="0"/>
-          <w:sz w:val="20"/>
-        </w:rPr>
-        <w:t>Positive Marks: 1</w:t>
-      </w:r>
-    </w:p>
-    <w:p>
-      <w:pPr>
-        <w:spacing w:after="160" w:before="0"/>
-      </w:pPr>
-      <w:r>
-        <w:rPr>
-          <w:b w:val="0"/>
-          <w:sz w:val="20"/>
-        </w:rPr>
-        <w:t>Negative Marks: 0.25</w:t>
-      </w:r>
-    </w:p>
-    <w:p>
-      <w:pPr>
-        <w:spacing w:after="20" w:before="120"/>
-      </w:pPr>
-      <w:r>
-        <w:rPr>
-          <w:b/>
-          <w:sz w:val="22"/>
-        </w:rPr>
-        <w:t>Question: The person states that he is sent by a higher deity [God] he will help us all and guide to the way to god</w:t>
-      </w:r>
-    </w:p>
-    <w:p>
-      <w:pPr>
-        <w:spacing w:after="0" w:before="0"/>
-      </w:pPr>
-      <w:r>
-        <w:rPr>
-          <w:b w:val="0"/>
-          <w:sz w:val="22"/>
-        </w:rPr>
-        <w:t>(a) Delusion of grandiosity</w:t>
-      </w:r>
-    </w:p>
-    <w:p>
-      <w:pPr>
-        <w:spacing w:after="0" w:before="0"/>
-      </w:pPr>
-      <w:r>
-        <w:rPr>
-          <w:b w:val="0"/>
-          <w:sz w:val="22"/>
-        </w:rPr>
-        <w:t>(b) Delusion of reference</w:t>
-      </w:r>
-    </w:p>
-    <w:p>
-      <w:pPr>
-        <w:spacing w:after="0" w:before="0"/>
-      </w:pPr>
-      <w:r>
-        <w:rPr>
-          <w:b w:val="0"/>
-          <w:sz w:val="22"/>
-        </w:rPr>
-        <w:t>(c) Delusion of persecution</w:t>
-      </w:r>
-    </w:p>
-    <w:p>
-      <w:pPr>
-        <w:spacing w:after="0" w:before="0"/>
-      </w:pPr>
-      <w:r>
-        <w:rPr>
-          <w:b w:val="0"/>
-          <w:sz w:val="22"/>
-        </w:rPr>
-        <w:t>(d) Delusion of infidelity</w:t>
-      </w:r>
-    </w:p>
-    <w:p>
-      <w:pPr>
-        <w:spacing w:after="0" w:before="40"/>
-      </w:pPr>
-      <w:r>
-        <w:rPr>
-          <w:b/>
-          <w:sz w:val="22"/>
-        </w:rPr>
-        <w:t>Answer: a</w:t>
-      </w:r>
-    </w:p>
-    <w:p>
-      <w:pPr>
-        <w:spacing w:after="0" w:before="0"/>
-      </w:pPr>
-      <w:r>
-        <w:rPr>
-          <w:b w:val="0"/>
-          <w:sz w:val="21"/>
-        </w:rPr>
-        <w:t>Solution: The belief that one is sent by a higher deity on a special mission is a delusion of grandiosity.</w:t>
-      </w:r>
-    </w:p>
-    <w:p>
-      <w:pPr>
-        <w:spacing w:after="0" w:before="0"/>
-      </w:pPr>
-      <w:r>
-        <w:rPr>
-          <w:b w:val="0"/>
-          <w:sz w:val="20"/>
-        </w:rPr>
-        <w:t>Positive Marks: 1</w:t>
-      </w:r>
-    </w:p>
-    <w:p>
-      <w:pPr>
-        <w:spacing w:after="160" w:before="0"/>
-      </w:pPr>
-      <w:r>
-        <w:rPr>
-          <w:b w:val="0"/>
-          <w:sz w:val="20"/>
-        </w:rPr>
-        <w:t>Negative Marks: 0.25</w:t>
-      </w:r>
-    </w:p>
-    <w:p>
-      <w:pPr>
-        <w:spacing w:after="20" w:before="120"/>
-      </w:pPr>
-      <w:r>
-        <w:rPr>
-          <w:b/>
-          <w:sz w:val="22"/>
-        </w:rPr>
-        <w:t>Question: Which route is preferred for the second dose of DPT (Diphtheria, Pertussis, Tetanus) vaccine?</w:t>
-      </w:r>
-    </w:p>
-    <w:p>
-      <w:pPr>
-        <w:spacing w:after="0" w:before="0"/>
-      </w:pPr>
-      <w:r>
-        <w:rPr>
-          <w:b w:val="0"/>
-          <w:sz w:val="22"/>
-        </w:rPr>
-        <w:t>(a) Vastus lateralis</w:t>
-      </w:r>
-    </w:p>
-    <w:p>
-      <w:pPr>
-        <w:spacing w:after="0" w:before="0"/>
-      </w:pPr>
-      <w:r>
-        <w:rPr>
-          <w:b w:val="0"/>
-          <w:sz w:val="22"/>
-        </w:rPr>
-        <w:t>(b) Lateralis femoris</w:t>
-      </w:r>
-    </w:p>
-    <w:p>
-      <w:pPr>
-        <w:spacing w:after="0" w:before="0"/>
-      </w:pPr>
-      <w:r>
-        <w:rPr>
-          <w:b w:val="0"/>
-          <w:sz w:val="22"/>
-        </w:rPr>
-        <w:t>(c) Deltoid</w:t>
-      </w:r>
-    </w:p>
-    <w:p>
-      <w:pPr>
-        <w:spacing w:after="0" w:before="0"/>
-      </w:pPr>
-      <w:r>
-        <w:rPr>
-          <w:b w:val="0"/>
-          <w:sz w:val="22"/>
-        </w:rPr>
-        <w:t>(d) Gluteal</w:t>
-      </w:r>
-    </w:p>
-    <w:p>
-      <w:pPr>
-        <w:spacing w:after="0" w:before="40"/>
-      </w:pPr>
-      <w:r>
-        <w:rPr>
-          <w:b/>
-          <w:sz w:val="22"/>
-        </w:rPr>
-        <w:t>Answer: a</w:t>
-      </w:r>
-    </w:p>
-    <w:p>
-      <w:pPr>
-        <w:spacing w:after="0" w:before="0"/>
-      </w:pPr>
-      <w:r>
-        <w:rPr>
-          <w:b w:val="0"/>
-          <w:sz w:val="21"/>
-        </w:rPr>
-        <w:t>Solution: The preferred route for the second dose of the DPT (Diphtheria, Pertussis, Tetanus) vaccine is the vastus lateralis muscle (option a). The vastus lateralis is one of the recommended sites for administering vaccines in infants and young children. It is located on the anterolateral aspect of the thigh and provides a suitable target for intramuscular injections. The DPT vaccine is typically given as a series of doses to provide immunity against diphtheria, pertussis (whooping cough), and tetanus. Ensuring proper injection technique, including appropriate site selection, is important for optimizing vaccine delivery and minimizing potential complications.</w:t>
-      </w:r>
-    </w:p>
-    <w:p>
-      <w:pPr>
-        <w:spacing w:after="0" w:before="0"/>
-      </w:pPr>
-      <w:r>
-        <w:rPr>
-          <w:b w:val="0"/>
-          <w:sz w:val="20"/>
-        </w:rPr>
-        <w:t>Positive Marks: 1</w:t>
-      </w:r>
-    </w:p>
-    <w:p>
-      <w:pPr>
-        <w:spacing w:after="160" w:before="0"/>
-      </w:pPr>
-      <w:r>
-        <w:rPr>
-          <w:b w:val="0"/>
-          <w:sz w:val="20"/>
-        </w:rPr>
-        <w:t>Negative Marks: 0.25</w:t>
-      </w:r>
-    </w:p>
-    <w:p>
-      <w:pPr>
-        <w:spacing w:after="20" w:before="120"/>
-      </w:pPr>
-      <w:r>
-        <w:rPr>
-          <w:b/>
-          <w:sz w:val="22"/>
-        </w:rPr>
-        <w:t>Question: The priority nursing intervention for a patient with a head injury is:</w:t>
-      </w:r>
-    </w:p>
-    <w:p>
-      <w:pPr>
-        <w:spacing w:after="0" w:before="0"/>
-      </w:pPr>
-      <w:r>
-        <w:rPr>
-          <w:b w:val="0"/>
-          <w:sz w:val="22"/>
-        </w:rPr>
-        <w:t>(a) Maintaining a patent airway</w:t>
-      </w:r>
-    </w:p>
-    <w:p>
-      <w:pPr>
-        <w:spacing w:after="0" w:before="0"/>
-      </w:pPr>
-      <w:r>
-        <w:rPr>
-          <w:b w:val="0"/>
-          <w:sz w:val="22"/>
-        </w:rPr>
-        <w:t>(b) Administering analgesics</w:t>
-      </w:r>
-    </w:p>
-    <w:p>
-      <w:pPr>
-        <w:spacing w:after="0" w:before="0"/>
-      </w:pPr>
-      <w:r>
-        <w:rPr>
-          <w:b w:val="0"/>
-          <w:sz w:val="22"/>
-        </w:rPr>
-        <w:t>(c) Elevating the foot end</w:t>
-      </w:r>
-    </w:p>
-    <w:p>
-      <w:pPr>
-        <w:spacing w:after="0" w:before="0"/>
-      </w:pPr>
-      <w:r>
-        <w:rPr>
-          <w:b w:val="0"/>
-          <w:sz w:val="22"/>
-        </w:rPr>
-        <w:t>(d) Measuring intake and output</w:t>
-      </w:r>
-    </w:p>
-    <w:p>
-      <w:pPr>
-        <w:spacing w:after="0" w:before="40"/>
-      </w:pPr>
-      <w:r>
-        <w:rPr>
-          <w:b/>
-          <w:sz w:val="22"/>
-        </w:rPr>
-        <w:t>Answer: a</w:t>
-      </w:r>
-    </w:p>
-    <w:p>
-      <w:pPr>
-        <w:spacing w:after="0" w:before="0"/>
-      </w:pPr>
-      <w:r>
-        <w:rPr>
-          <w:b w:val="0"/>
-          <w:sz w:val="21"/>
-        </w:rPr>
-        <w:t>Solution: Airway maintenance is the priority in head injury to prevent hypoxia and further brain damage.</w:t>
-      </w:r>
-    </w:p>
-    <w:p>
-      <w:pPr>
-        <w:spacing w:after="0" w:before="0"/>
-      </w:pPr>
-      <w:r>
-        <w:rPr>
-          <w:b w:val="0"/>
-          <w:sz w:val="20"/>
-        </w:rPr>
-        <w:t>Positive Marks: 1</w:t>
-      </w:r>
-    </w:p>
-    <w:p>
-      <w:pPr>
-        <w:spacing w:after="160" w:before="0"/>
-      </w:pPr>
-      <w:r>
-        <w:rPr>
-          <w:b w:val="0"/>
-          <w:sz w:val="20"/>
-        </w:rPr>
-        <w:t>Negative Marks: 0.25</w:t>
-      </w:r>
-    </w:p>
-    <w:p>
-      <w:pPr>
-        <w:spacing w:after="20" w:before="120"/>
-      </w:pPr>
-      <w:r>
-        <w:rPr>
-          <w:b/>
-          <w:sz w:val="22"/>
-        </w:rPr>
-        <w:t>Question: Which type of catheter is used for intermittent catheterization and is removed immediately after the bladder is emptied?</w:t>
-      </w:r>
-    </w:p>
-    <w:p>
-      <w:pPr>
-        <w:spacing w:after="0" w:before="0"/>
-      </w:pPr>
-      <w:r>
-        <w:rPr>
-          <w:b w:val="0"/>
-          <w:sz w:val="22"/>
-        </w:rPr>
-        <w:t>(a) Straight (Nelaton) catheter</w:t>
-      </w:r>
-    </w:p>
-    <w:p>
-      <w:pPr>
-        <w:spacing w:after="0" w:before="0"/>
-      </w:pPr>
-      <w:r>
-        <w:rPr>
-          <w:b w:val="0"/>
-          <w:sz w:val="22"/>
-        </w:rPr>
-        <w:t>(b) Pezzer catheter</w:t>
-      </w:r>
-    </w:p>
-    <w:p>
-      <w:pPr>
-        <w:spacing w:after="0" w:before="0"/>
-      </w:pPr>
-      <w:r>
-        <w:rPr>
-          <w:b w:val="0"/>
-          <w:sz w:val="22"/>
-        </w:rPr>
-        <w:t>(c) Malecot catheter</w:t>
-      </w:r>
-    </w:p>
-    <w:p>
-      <w:pPr>
-        <w:spacing w:after="0" w:before="0"/>
-      </w:pPr>
-      <w:r>
-        <w:rPr>
-          <w:b w:val="0"/>
-          <w:sz w:val="22"/>
-        </w:rPr>
-        <w:t>(d) Foley catheter</w:t>
-      </w:r>
-    </w:p>
-    <w:p>
-      <w:pPr>
-        <w:spacing w:after="0" w:before="40"/>
-      </w:pPr>
-      <w:r>
-        <w:rPr>
-          <w:b/>
-          <w:sz w:val="22"/>
-        </w:rPr>
-        <w:t>Answer: a</w:t>
-      </w:r>
-    </w:p>
-    <w:p>
-      <w:pPr>
-        <w:spacing w:after="0" w:before="0"/>
-      </w:pPr>
-      <w:r>
-        <w:rPr>
-          <w:b w:val="0"/>
-          <w:sz w:val="21"/>
-        </w:rPr>
-        <w:t>Solution: A straight (Nelaton) catheter is a single-lumen catheter used for intermittent catheterization and is removed once the bladder is drained; a Foley catheter is self-retaining because of its balloon.</w:t>
-      </w:r>
-    </w:p>
-    <w:p>
-      <w:pPr>
-        <w:spacing w:after="0" w:before="0"/>
-      </w:pPr>
-      <w:r>
-        <w:rPr>
-          <w:b w:val="0"/>
-          <w:sz w:val="20"/>
-        </w:rPr>
-        <w:t>Positive Marks: 1</w:t>
-      </w:r>
-    </w:p>
-    <w:p>
-      <w:pPr>
-        <w:spacing w:after="160" w:before="0"/>
-      </w:pPr>
-      <w:r>
-        <w:rPr>
-          <w:b w:val="0"/>
-          <w:sz w:val="20"/>
-        </w:rPr>
-        <w:t>Negative Marks: 0.25</w:t>
-      </w:r>
-    </w:p>
-    <w:p>
-      <w:pPr>
-        <w:spacing w:after="20" w:before="120"/>
-      </w:pPr>
-      <w:r>
-        <w:rPr>
-          <w:b/>
-          <w:sz w:val="22"/>
-        </w:rPr>
-        <w:t>Question: A nurse should give the first dose of oxygen to a patient with chest pain at:</w:t>
-      </w:r>
-    </w:p>
-    <w:p>
-      <w:pPr>
-        <w:spacing w:after="0" w:before="0"/>
-      </w:pPr>
-      <w:r>
-        <w:rPr>
-          <w:b w:val="0"/>
-          <w:sz w:val="22"/>
-        </w:rPr>
-        <w:t>(a) No oxygen</w:t>
-      </w:r>
-    </w:p>
-    <w:p>
-      <w:pPr>
-        <w:spacing w:after="0" w:before="0"/>
-      </w:pPr>
-      <w:r>
-        <w:rPr>
-          <w:b w:val="0"/>
-          <w:sz w:val="22"/>
-        </w:rPr>
-        <w:t>(b) 10-15 L/min</w:t>
-      </w:r>
-    </w:p>
-    <w:p>
-      <w:pPr>
-        <w:spacing w:after="0" w:before="0"/>
-      </w:pPr>
-      <w:r>
-        <w:rPr>
-          <w:b w:val="0"/>
-          <w:sz w:val="22"/>
-        </w:rPr>
-        <w:t>(c) 4-6 L/min</w:t>
-      </w:r>
-    </w:p>
-    <w:p>
-      <w:pPr>
-        <w:spacing w:after="0" w:before="0"/>
-      </w:pPr>
-      <w:r>
-        <w:rPr>
-          <w:b w:val="0"/>
-          <w:sz w:val="22"/>
-        </w:rPr>
-        <w:t>(d) 1-2 L/min</w:t>
-      </w:r>
-    </w:p>
-    <w:p>
-      <w:pPr>
-        <w:spacing w:after="0" w:before="40"/>
-      </w:pPr>
-      <w:r>
-        <w:rPr>
-          <w:b/>
-          <w:sz w:val="22"/>
-        </w:rPr>
-        <w:t>Answer: c</w:t>
-      </w:r>
-    </w:p>
-    <w:p>
-      <w:pPr>
-        <w:spacing w:after="0" w:before="0"/>
-      </w:pPr>
-      <w:r>
-        <w:rPr>
-          <w:b w:val="0"/>
-          <w:sz w:val="21"/>
-        </w:rPr>
-        <w:t>Solution: In acute coronary syndrome, oxygen is given at 4-6 L/min if SpO2 is low or the patient is distressed.</w:t>
-      </w:r>
-    </w:p>
-    <w:p>
-      <w:pPr>
-        <w:spacing w:after="0" w:before="0"/>
-      </w:pPr>
-      <w:r>
-        <w:rPr>
-          <w:b w:val="0"/>
-          <w:sz w:val="20"/>
-        </w:rPr>
-        <w:t>Positive Marks: 1</w:t>
-      </w:r>
-    </w:p>
-    <w:p>
-      <w:pPr>
-        <w:spacing w:after="160" w:before="0"/>
-      </w:pPr>
-      <w:r>
-        <w:rPr>
-          <w:b w:val="0"/>
-          <w:sz w:val="20"/>
-        </w:rPr>
-        <w:t>Negative Marks: 0.25</w:t>
-      </w:r>
-    </w:p>
-    <w:p>
-      <w:pPr>
-        <w:spacing w:after="20" w:before="120"/>
-      </w:pPr>
-      <w:r>
-        <w:rPr>
-          <w:b/>
-          <w:sz w:val="22"/>
-        </w:rPr>
-        <w:t>Question: Best described the asepsis of any surgical instrument?</w:t>
-      </w:r>
-    </w:p>
-    <w:p>
-      <w:pPr>
-        <w:spacing w:after="0" w:before="0"/>
-      </w:pPr>
-      <w:r>
-        <w:rPr>
-          <w:b w:val="0"/>
-          <w:sz w:val="22"/>
-        </w:rPr>
-        <w:t>(a) Disinfection</w:t>
-      </w:r>
-    </w:p>
-    <w:p>
-      <w:pPr>
-        <w:spacing w:after="0" w:before="0"/>
-      </w:pPr>
-      <w:r>
-        <w:rPr>
-          <w:b w:val="0"/>
-          <w:sz w:val="22"/>
-        </w:rPr>
-        <w:t>(b) Scrubbing</w:t>
-      </w:r>
-    </w:p>
-    <w:p>
-      <w:pPr>
-        <w:spacing w:after="0" w:before="0"/>
-      </w:pPr>
-      <w:r>
-        <w:rPr>
-          <w:b w:val="0"/>
-          <w:sz w:val="22"/>
-        </w:rPr>
-        <w:t>(c) Mopping</w:t>
-      </w:r>
-    </w:p>
-    <w:p>
-      <w:pPr>
-        <w:spacing w:after="0" w:before="0"/>
-      </w:pPr>
-      <w:r>
-        <w:rPr>
-          <w:b w:val="0"/>
-          <w:sz w:val="22"/>
-        </w:rPr>
-        <w:t>(d) Sterilization</w:t>
-      </w:r>
-    </w:p>
-    <w:p>
-      <w:pPr>
-        <w:spacing w:after="0" w:before="40"/>
-      </w:pPr>
-      <w:r>
-        <w:rPr>
-          <w:b/>
-          <w:sz w:val="22"/>
-        </w:rPr>
-        <w:t>Answer: d</w:t>
-      </w:r>
-    </w:p>
-    <w:p>
-      <w:pPr>
-        <w:spacing w:after="0" w:before="0"/>
-      </w:pPr>
-      <w:r>
-        <w:rPr>
-          <w:b w:val="0"/>
-          <w:sz w:val="21"/>
-        </w:rPr>
-        <w:t>Solution: The complete elimination of all microorganisms, including spores, is the best description of the term sterilization. Sterilization is the process of killing or removing all microorganisms, including bacteria, viruses, fungi, and spores. Sterilization can be achieved by various physical and chemical methods, such as heat, radiation, and chemical disinfectants.</w:t>
-      </w:r>
-    </w:p>
-    <w:p>
-      <w:pPr>
-        <w:spacing w:after="0" w:before="0"/>
-      </w:pPr>
-      <w:r>
-        <w:rPr>
-          <w:b w:val="0"/>
-          <w:sz w:val="20"/>
-        </w:rPr>
-        <w:t>Positive Marks: 1</w:t>
-      </w:r>
-    </w:p>
-    <w:p>
-      <w:pPr>
-        <w:spacing w:after="160" w:before="0"/>
-      </w:pPr>
-      <w:r>
-        <w:rPr>
-          <w:b w:val="0"/>
-          <w:sz w:val="20"/>
-        </w:rPr>
-        <w:t>Negative Marks: 0.25</w:t>
-      </w:r>
-    </w:p>
-    <w:p>
-      <w:pPr>
-        <w:spacing w:after="20" w:before="120"/>
-      </w:pPr>
-      <w:r>
-        <w:rPr>
-          <w:b/>
-          <w:sz w:val="22"/>
-        </w:rPr>
-        <w:t>Question: Which of the following treatment guidelines is NOT recommended in dengue fever?</w:t>
-      </w:r>
-    </w:p>
-    <w:p>
-      <w:pPr>
-        <w:spacing w:after="0" w:before="0"/>
-      </w:pPr>
-      <w:r>
-        <w:rPr>
-          <w:b w:val="0"/>
-          <w:sz w:val="22"/>
-        </w:rPr>
-        <w:t>(a) Use of oral acetaminophen (paracetamol)</w:t>
-      </w:r>
-    </w:p>
-    <w:p>
-      <w:pPr>
-        <w:spacing w:after="0" w:before="0"/>
-      </w:pPr>
-      <w:r>
-        <w:rPr>
-          <w:b w:val="0"/>
-          <w:sz w:val="22"/>
-        </w:rPr>
-        <w:t>(b) Rest and sleep</w:t>
-      </w:r>
-    </w:p>
-    <w:p>
-      <w:pPr>
-        <w:spacing w:after="0" w:before="0"/>
-      </w:pPr>
-      <w:r>
-        <w:rPr>
-          <w:b w:val="0"/>
-          <w:sz w:val="22"/>
-        </w:rPr>
-        <w:t>(c) Use of NSAIDs such as ibuprofen</w:t>
-      </w:r>
-    </w:p>
-    <w:p>
-      <w:pPr>
-        <w:spacing w:after="0" w:before="0"/>
-      </w:pPr>
-      <w:r>
-        <w:rPr>
-          <w:b w:val="0"/>
-          <w:sz w:val="22"/>
-        </w:rPr>
-        <w:t>(d) Staying well hydrated</w:t>
-      </w:r>
-    </w:p>
-    <w:p>
-      <w:pPr>
-        <w:spacing w:after="0" w:before="40"/>
-      </w:pPr>
-      <w:r>
-        <w:rPr>
-          <w:b/>
-          <w:sz w:val="22"/>
-        </w:rPr>
-        <w:t>Answer: c</w:t>
-      </w:r>
-    </w:p>
-    <w:p>
-      <w:pPr>
-        <w:spacing w:after="0" w:before="0"/>
-      </w:pPr>
-      <w:r>
-        <w:rPr>
-          <w:b w:val="0"/>
-          <w:sz w:val="21"/>
-        </w:rPr>
-        <w:t>Solution: NSAIDs are NOT recommended in dengue fever because they interfere with platelet function and increase the risk of bleeding; hydration, rest and oral acetaminophen (paracetamol) are the recommended measures.</w:t>
-      </w:r>
-    </w:p>
-    <w:p>
-      <w:pPr>
-        <w:spacing w:after="0" w:before="0"/>
-      </w:pPr>
-      <w:r>
-        <w:rPr>
-          <w:b w:val="0"/>
-          <w:sz w:val="20"/>
-        </w:rPr>
-        <w:t>Positive Marks: 1</w:t>
-      </w:r>
-    </w:p>
-    <w:p>
-      <w:pPr>
-        <w:spacing w:after="160" w:before="0"/>
-      </w:pPr>
-      <w:r>
-        <w:rPr>
-          <w:b w:val="0"/>
-          <w:sz w:val="20"/>
-        </w:rPr>
-        <w:t>Negative Marks: 0.25</w:t>
-      </w:r>
-    </w:p>
-    <w:p>
-      <w:pPr>
-        <w:spacing w:after="20" w:before="120"/>
-      </w:pPr>
-      <w:r>
-        <w:rPr>
-          <w:b/>
-          <w:sz w:val="22"/>
-        </w:rPr>
-        <w:t>Question: Which vaccine can be frozen?</w:t>
-      </w:r>
-    </w:p>
-    <w:p>
-      <w:pPr>
-        <w:spacing w:after="0" w:before="0"/>
-      </w:pPr>
-      <w:r>
-        <w:rPr>
-          <w:b w:val="0"/>
-          <w:sz w:val="22"/>
-        </w:rPr>
-        <w:t>(a) DPT/DT</w:t>
-      </w:r>
-    </w:p>
-    <w:p>
-      <w:pPr>
-        <w:spacing w:after="0" w:before="0"/>
-      </w:pPr>
-      <w:r>
-        <w:rPr>
-          <w:b w:val="0"/>
-          <w:sz w:val="22"/>
-        </w:rPr>
-        <w:t>(b) BCG</w:t>
-      </w:r>
-    </w:p>
-    <w:p>
-      <w:pPr>
-        <w:spacing w:after="0" w:before="0"/>
-      </w:pPr>
-      <w:r>
-        <w:rPr>
-          <w:b w:val="0"/>
-          <w:sz w:val="22"/>
-        </w:rPr>
-        <w:t>(c) MMR</w:t>
-      </w:r>
-    </w:p>
-    <w:p>
-      <w:pPr>
-        <w:spacing w:after="0" w:before="0"/>
-      </w:pPr>
-      <w:r>
-        <w:rPr>
-          <w:b w:val="0"/>
-          <w:sz w:val="22"/>
-        </w:rPr>
-        <w:t>(d) polio</w:t>
-      </w:r>
-    </w:p>
-    <w:p>
-      <w:pPr>
-        <w:spacing w:after="0" w:before="40"/>
-      </w:pPr>
-      <w:r>
-        <w:rPr>
-          <w:b/>
-          <w:sz w:val="22"/>
-        </w:rPr>
-        <w:t>Answer: c</w:t>
-      </w:r>
-    </w:p>
-    <w:p>
-      <w:pPr>
-        <w:spacing w:after="0" w:before="0"/>
-      </w:pPr>
-      <w:r>
-        <w:rPr>
-          <w:b w:val="0"/>
-          <w:sz w:val="21"/>
-        </w:rPr>
-        <w:t>Solution: Freeze-dried vaccines such as MMR can be stored frozen, whereas liquid vaccines containing adjuvants (DPT, TT, Hepatitis B) must never be frozen.</w:t>
-      </w:r>
-    </w:p>
-    <w:p>
-      <w:pPr>
-        <w:spacing w:after="0" w:before="0"/>
-      </w:pPr>
-      <w:r>
-        <w:rPr>
-          <w:b w:val="0"/>
-          <w:sz w:val="20"/>
-        </w:rPr>
-        <w:t>Positive Marks: 1</w:t>
-      </w:r>
-    </w:p>
-    <w:p>
-      <w:pPr>
-        <w:spacing w:after="160" w:before="0"/>
-      </w:pPr>
-      <w:r>
-        <w:rPr>
-          <w:b w:val="0"/>
-          <w:sz w:val="20"/>
-        </w:rPr>
-        <w:t>Negative Marks: 0.25</w:t>
+      <w:r>
+        <w:t xml:space="preserve">Question: The normal serum LDL cholesterol level considered optimal is:</w:t>
+      </w:r>
+    </w:p>
+    <w:p>
+      <w:r>
+        <w:t xml:space="preserve">(a) Less than 100 mg/dL</w:t>
+      </w:r>
+    </w:p>
+    <w:p>
+      <w:r>
+        <w:t xml:space="preserve">(b) 130–160 mg/dL</w:t>
+      </w:r>
+    </w:p>
+    <w:p>
+      <w:r>
+        <w:t xml:space="preserve">(c) 190–220 mg/dL</w:t>
+      </w:r>
+    </w:p>
+    <w:p>
+      <w:r>
+        <w:t xml:space="preserve">(d) 250 mg/dL</w:t>
+      </w:r>
+    </w:p>
+    <w:p>
+      <w:r>
+        <w:t xml:space="preserve">Answer: a</w:t>
+      </w:r>
+    </w:p>
+    <w:p>
+      <w:r>
+        <w:t xml:space="preserve">Solution: ✅ Correct Answer: (a)</w:t>
+      </w:r>
+    </w:p>
+    <w:p>
+      <w:r>
+        <w:t xml:space="preserve">🧠 Clinical Rationale: Optimal LDL is &lt;100 mg/dL; near-optimal 100–129; borderline 130–159; high ≥160. LDL is the "bad" cholesterol that drives atherosclerosis — statins and lifestyle changes lower it.</w:t>
+      </w:r>
+    </w:p>
+    <w:p>
+      <w:r>
+        <w:t xml:space="preserve">🔍 Key Clues: "Optimal LDL" → &lt;100 mg/dL is the target in guidelines.</w:t>
+      </w:r>
+    </w:p>
+    <w:p>
+      <w:r>
+        <w:t xml:space="preserve">❌ Why Not Other Options?</w:t>
+      </w:r>
+    </w:p>
+    <w:p>
+      <w:r>
+        <w:t xml:space="preserve">(b) — 130–160 is borderline high to high.</w:t>
+      </w:r>
+    </w:p>
+    <w:p>
+      <w:r>
+        <w:t xml:space="preserve">(c) — 190–220 is very high.</w:t>
+      </w:r>
+    </w:p>
+    <w:p>
+      <w:r>
+        <w:t xml:space="preserve">(d) — 250 mg/dL is extremely high and dangerous.</w:t>
+      </w:r>
+    </w:p>
+    <w:p>
+      <w:r>
+        <w:t xml:space="preserve">⚠️ Exam Trap: LDL targets tighten with risk (diabetics may target &lt;70) — the general "optimal" is &lt;100.</w:t>
+      </w:r>
+    </w:p>
+    <w:p>
+      <w:r>
+        <w:t xml:space="preserve">💎 PNC Pearl: LDL &lt; 100 = optimal; the lower the better for heart health.</w:t>
+      </w:r>
+    </w:p>
+    <w:p>
+      <w:r>
+        <w:t xml:space="preserve">Positive Marks: 1</w:t>
+      </w:r>
+    </w:p>
+    <w:p>
+      <w:r>
+        <w:t xml:space="preserve">Negative Marks: 0.25</w:t>
+      </w:r>
+    </w:p>
+    <w:p>
+      <w:r>
+        <w:t xml:space="preserve"/>
+      </w:r>
+    </w:p>
+    <w:p>
+      <w:r>
+        <w:t xml:space="preserve">Question: The nurse is caring for a patient with a tracheostomy. Which nursing action is correct for stoma care?</w:t>
+      </w:r>
+    </w:p>
+    <w:p>
+      <w:r>
+        <w:t xml:space="preserve">(a) Clean around the stoma with sterile saline and keep the skin dry</w:t>
+      </w:r>
+    </w:p>
+    <w:p>
+      <w:r>
+        <w:t xml:space="preserve">(b) Use a dirty cloth</w:t>
+      </w:r>
+    </w:p>
+    <w:p>
+      <w:r>
+        <w:t xml:space="preserve">(c) Soak the area in water</w:t>
+      </w:r>
+    </w:p>
+    <w:p>
+      <w:r>
+        <w:t xml:space="preserve">(d) Leave the stoma uncovered</w:t>
+      </w:r>
+    </w:p>
+    <w:p>
+      <w:r>
+        <w:t xml:space="preserve">Answer: a</w:t>
+      </w:r>
+    </w:p>
+    <w:p>
+      <w:r>
+        <w:t xml:space="preserve">Solution: ✅ Correct Answer: (a)</w:t>
+      </w:r>
+    </w:p>
+    <w:p>
+      <w:r>
+        <w:t xml:space="preserve">🧠 Clinical Rationale: Tracheostomy stoma care — clean around the stoma with sterile saline, dry the skin, and apply a clean dressing. The nurse observes for infection (redness, purulence) and confirms the tube is secured.</w:t>
+      </w:r>
+    </w:p>
+    <w:p>
+      <w:r>
+        <w:t xml:space="preserve">🔍 Key Clues: "Stoma care" → sterile saline, keep skin dry, watch for infection.</w:t>
+      </w:r>
+    </w:p>
+    <w:p>
+      <w:r>
+        <w:t xml:space="preserve">❌ Why Not Other Options?</w:t>
+      </w:r>
+    </w:p>
+    <w:p>
+      <w:r>
+        <w:t xml:space="preserve">(b) — A dirty cloth introduces infection into an open airway site.</w:t>
+      </w:r>
+    </w:p>
+    <w:p>
+      <w:r>
+        <w:t xml:space="preserve">(c) — Soaking macerates skin and risks aspiration.</w:t>
+      </w:r>
+    </w:p>
+    <w:p>
+      <w:r>
+        <w:t xml:space="preserve">(d) — The stoma should be covered with a clean dressing to filter air and absorb secretions.</w:t>
+      </w:r>
+    </w:p>
+    <w:p>
+      <w:r>
+        <w:t xml:space="preserve">⚠️ Exam Trap: Sterile technique for stoma care; clean technique for routine tracheostomy tube changes.</w:t>
+      </w:r>
+    </w:p>
+    <w:p>
+      <w:r>
+        <w:t xml:space="preserve">💎 PNC Pearl: Stoma care = sterile saline + dry skin + clean dressing.</w:t>
+      </w:r>
+    </w:p>
+    <w:p>
+      <w:r>
+        <w:t xml:space="preserve">Positive Marks: 1</w:t>
+      </w:r>
+    </w:p>
+    <w:p>
+      <w:r>
+        <w:t xml:space="preserve">Negative Marks: 0.25</w:t>
+      </w:r>
+    </w:p>
+    <w:p>
+      <w:r>
+        <w:t xml:space="preserve"/>
+      </w:r>
+    </w:p>
+    <w:p>
+      <w:r>
+        <w:t xml:space="preserve">Question: A patient with hyperthyroidism is being treated with radioactive iodine. The nurse should teach the patient to:</w:t>
+      </w:r>
+    </w:p>
+    <w:p>
+      <w:r>
+        <w:t xml:space="preserve">(a) Follow radiation precautions (flush the toilet, avoid close contact) and monitor for hypothyroidism</w:t>
+      </w:r>
+    </w:p>
+    <w:p>
+      <w:r>
+        <w:t xml:space="preserve">(b) Share eating utensils</w:t>
+      </w:r>
+    </w:p>
+    <w:p>
+      <w:r>
+        <w:t xml:space="preserve">(c) Skip precautions</w:t>
+      </w:r>
+    </w:p>
+    <w:p>
+      <w:r>
+        <w:t xml:space="preserve">(d) Avoid follow-up</w:t>
+      </w:r>
+    </w:p>
+    <w:p>
+      <w:r>
+        <w:t xml:space="preserve">Answer: a</w:t>
+      </w:r>
+    </w:p>
+    <w:p>
+      <w:r>
+        <w:t xml:space="preserve">Solution: ✅ Correct Answer: (a)</w:t>
+      </w:r>
+    </w:p>
+    <w:p>
+      <w:r>
+        <w:t xml:space="preserve">🧠 Clinical Rationale: After radioactive iodine therapy, the patient follows radiation precautions for several days — flushing the toilet, avoiding close/long contact especially with children and pregnant women — and monitors for hypothyroidism, which commonly develops later.</w:t>
+      </w:r>
+    </w:p>
+    <w:p>
+      <w:r>
+        <w:t xml:space="preserve">🔍 Key Clues: "Radioactive iodine" → radiation precautions + future hypothyroidism monitoring.</w:t>
+      </w:r>
+    </w:p>
+    <w:p>
+      <w:r>
+        <w:t xml:space="preserve">❌ Why Not Other Options?</w:t>
+      </w:r>
+    </w:p>
+    <w:p>
+      <w:r>
+        <w:t xml:space="preserve">(b) — Sharing utensils and close contact spread radiation exposure.</w:t>
+      </w:r>
+    </w:p>
+    <w:p>
+      <w:r>
+        <w:t xml:space="preserve">(c) — Skipping precautions endangers family, especially children.</w:t>
+      </w:r>
+    </w:p>
+    <w:p>
+      <w:r>
+        <w:t xml:space="preserve">(d) — Follow-up thyroid function testing is essential.</w:t>
+      </w:r>
+    </w:p>
+    <w:p>
+      <w:r>
+        <w:t xml:space="preserve">⚠️ Exam Trap: Radioactive iodine causes hypothyroidism in most patients within months — lifelong levothyroxine may follow.</w:t>
+      </w:r>
+    </w:p>
+    <w:p>
+      <w:r>
+        <w:t xml:space="preserve">💎 PNC Pearl: RAI = radiation precautions now, hypothyroidism later.</w:t>
+      </w:r>
+    </w:p>
+    <w:p>
+      <w:r>
+        <w:t xml:space="preserve">Positive Marks: 1</w:t>
+      </w:r>
+    </w:p>
+    <w:p>
+      <w:r>
+        <w:t xml:space="preserve">Negative Marks: 0.25</w:t>
+      </w:r>
+    </w:p>
+    <w:p>
+      <w:r>
+        <w:t xml:space="preserve"/>
+      </w:r>
+    </w:p>
+    <w:p>
+      <w:r>
+        <w:t xml:space="preserve">Question: A patient in labor is being assessed. The nurse notes the fetal heart rate has absent variability with late decelerations. The nurse should:</w:t>
+      </w:r>
+    </w:p>
+    <w:p>
+      <w:r>
+        <w:t xml:space="preserve">(a) Notify the physician — possible fetal distress requiring urgent delivery</w:t>
+      </w:r>
+    </w:p>
+    <w:p>
+      <w:r>
+        <w:t xml:space="preserve">(b) Reassure the patient</w:t>
+      </w:r>
+    </w:p>
+    <w:p>
+      <w:r>
+        <w:t xml:space="preserve">(c) Wait for the next assessment</w:t>
+      </w:r>
+    </w:p>
+    <w:p>
+      <w:r>
+        <w:t xml:space="preserve">(d) Discharge the patient</w:t>
+      </w:r>
+    </w:p>
+    <w:p>
+      <w:r>
+        <w:t xml:space="preserve">Answer: a</w:t>
+      </w:r>
+    </w:p>
+    <w:p>
+      <w:r>
+        <w:t xml:space="preserve">Solution: ✅ Correct Answer: (a)</w:t>
+      </w:r>
+    </w:p>
+    <w:p>
+      <w:r>
+        <w:t xml:space="preserve">🧠 Clinical Rationale: Absent variability with late decelerations signals uteroplacental insufficiency and fetal compromise — an emergency. The nurse repositions the mother (left side), gives oxygen, stops oxytocin, and notifies the physician for urgent delivery planning.</w:t>
+      </w:r>
+    </w:p>
+    <w:p>
+      <w:r>
+        <w:t xml:space="preserve">🔍 Key Clues: "Absent variability" + "late decelerations" = Category III tracing → intervene immediately.</w:t>
+      </w:r>
+    </w:p>
+    <w:p>
+      <w:r>
+        <w:t xml:space="preserve">❌ Why Not Other Options?</w:t>
+      </w:r>
+    </w:p>
+    <w:p>
+      <w:r>
+        <w:t xml:space="preserve">(b) — Reassurance delays a potentially fatal delay in delivery.</w:t>
+      </w:r>
+    </w:p>
+    <w:p>
+      <w:r>
+        <w:t xml:space="preserve">(c) — Waiting allows fetal acidosis to worsen.</w:t>
+      </w:r>
+    </w:p>
+    <w:p>
+      <w:r>
+        <w:t xml:space="preserve">(d) — Discharge is unconscionable with a non-reassuring tracing.</w:t>
+      </w:r>
+    </w:p>
+    <w:p>
+      <w:r>
+        <w:t xml:space="preserve">⚠️ Exam Trap: Late decelerations = uteroplacental insufficiency; variable decelerations = cord compression.</w:t>
+      </w:r>
+    </w:p>
+    <w:p>
+      <w:r>
+        <w:t xml:space="preserve">💎 PNC Pearl: Late decels + absent variability = deliver urgently — reposition, oxygen, stop oxytocin.</w:t>
+      </w:r>
+    </w:p>
+    <w:p>
+      <w:r>
+        <w:t xml:space="preserve">Positive Marks: 1</w:t>
+      </w:r>
+    </w:p>
+    <w:p>
+      <w:r>
+        <w:t xml:space="preserve">Negative Marks: 0.25</w:t>
+      </w:r>
+    </w:p>
+    <w:p>
+      <w:r>
+        <w:t xml:space="preserve"/>
+      </w:r>
+    </w:p>
+    <w:p>
+      <w:r>
+        <w:t xml:space="preserve">Question: A 5-year-old child with a sore throat and fever has a positive throat culture for group A streptococcus. The nurse should teach the parents to:</w:t>
+      </w:r>
+    </w:p>
+    <w:p>
+      <w:r>
+        <w:t xml:space="preserve">(a) Complete the full antibiotic course and watch for complications</w:t>
+      </w:r>
+    </w:p>
+    <w:p>
+      <w:r>
+        <w:t xml:space="preserve">(b) Stop antibiotics early</w:t>
+      </w:r>
+    </w:p>
+    <w:p>
+      <w:r>
+        <w:t xml:space="preserve">(c) Skip follow-up</w:t>
+      </w:r>
+    </w:p>
+    <w:p>
+      <w:r>
+        <w:t xml:space="preserve">(d) Share the antibiotic</w:t>
+      </w:r>
+    </w:p>
+    <w:p>
+      <w:r>
+        <w:t xml:space="preserve">Answer: a</w:t>
+      </w:r>
+    </w:p>
+    <w:p>
+      <w:r>
+        <w:t xml:space="preserve">Solution: ✅ Correct Answer: (a)</w:t>
+      </w:r>
+    </w:p>
+    <w:p>
+      <w:r>
+        <w:t xml:space="preserve">🧠 Clinical Rationale: Group A strep pharyngitis requires the full antibiotic course — incomplete treatment risks rheumatic fever and post-streptococcal glomerulonephritis. The nurse teaches symptom monitoring and follow-up.</w:t>
+      </w:r>
+    </w:p>
+    <w:p>
+      <w:r>
+        <w:t xml:space="preserve">🔍 Key Clues: "Group A streptococcus" → full antibiotics prevent rheumatic fever.</w:t>
+      </w:r>
+    </w:p>
+    <w:p>
+      <w:r>
+        <w:t xml:space="preserve">❌ Why Not Other Options?</w:t>
+      </w:r>
+    </w:p>
+    <w:p>
+      <w:r>
+        <w:t xml:space="preserve">(b) — Stopping early invites rheumatic fever and resistance.</w:t>
+      </w:r>
+    </w:p>
+    <w:p>
+      <w:r>
+        <w:t xml:space="preserve">(c) — Follow-up detects complications and confirms cure.</w:t>
+      </w:r>
+    </w:p>
+    <w:p>
+      <w:r>
+        <w:t xml:space="preserve">(d) — Sharing antibiotics is unsafe and promotes resistance.</w:t>
+      </w:r>
+    </w:p>
+    <w:p>
+      <w:r>
+        <w:t xml:space="preserve">⚠️ Exam Trap: Untreated strep throat → rheumatic fever (heart valves) — the reason for full courses.</w:t>
+      </w:r>
+    </w:p>
+    <w:p>
+      <w:r>
+        <w:t xml:space="preserve">💎 PNC Pearl: Strep throat = finish the antibiotics — protect the heart.</w:t>
+      </w:r>
+    </w:p>
+    <w:p>
+      <w:r>
+        <w:t xml:space="preserve">Positive Marks: 1</w:t>
+      </w:r>
+    </w:p>
+    <w:p>
+      <w:r>
+        <w:t xml:space="preserve">Negative Marks: 0.25</w:t>
+      </w:r>
+    </w:p>
+    <w:p>
+      <w:r>
+        <w:t xml:space="preserve"/>
+      </w:r>
+    </w:p>
+    <w:p>
+      <w:r>
+        <w:t xml:space="preserve">Question: A patient with schizophrenia is prescribed clozapine. The nurse should monitor:</w:t>
+      </w:r>
+    </w:p>
+    <w:p>
+      <w:r>
+        <w:t xml:space="preserve">(a) White blood cell count (agranulocytosis risk) and metabolic parameters</w:t>
+      </w:r>
+    </w:p>
+    <w:p>
+      <w:r>
+        <w:t xml:space="preserve">(b) Only weight</w:t>
+      </w:r>
+    </w:p>
+    <w:p>
+      <w:r>
+        <w:t xml:space="preserve">(c) Only glucose</w:t>
+      </w:r>
+    </w:p>
+    <w:p>
+      <w:r>
+        <w:t xml:space="preserve">(d) Only temperature</w:t>
+      </w:r>
+    </w:p>
+    <w:p>
+      <w:r>
+        <w:t xml:space="preserve">Answer: a</w:t>
+      </w:r>
+    </w:p>
+    <w:p>
+      <w:r>
+        <w:t xml:space="preserve">Solution: ✅ Correct Answer: (a)</w:t>
+      </w:r>
+    </w:p>
+    <w:p>
+      <w:r>
+        <w:t xml:space="preserve">🧠 Clinical Rationale: Clozapine carries a mandatory WBC/ANC monitoring schedule because of agranulocytosis risk, plus monitoring for weight gain, diabetes, and myocarditis. It is reserved for treatment-resistant schizophrenia.</w:t>
+      </w:r>
+    </w:p>
+    <w:p>
+      <w:r>
+        <w:t xml:space="preserve">🔍 Key Clues: "Clozapine" → WBC/ANC monitoring is non-negotiable.</w:t>
+      </w:r>
+    </w:p>
+    <w:p>
+      <w:r>
+        <w:t xml:space="preserve">❌ Why Not Other Options?</w:t>
+      </w:r>
+    </w:p>
+    <w:p>
+      <w:r>
+        <w:t xml:space="preserve">(b) — Weight matters, but agranulocytosis is the life-threatening risk.</w:t>
+      </w:r>
+    </w:p>
+    <w:p>
+      <w:r>
+        <w:t xml:space="preserve">(c) — Glucose is part of metabolic monitoring, not the sole focus.</w:t>
+      </w:r>
+    </w:p>
+    <w:p>
+      <w:r>
+        <w:t xml:space="preserve">(d) — Temperature alone misses the key hematologic risk.</w:t>
+      </w:r>
+    </w:p>
+    <w:p>
+      <w:r>
+        <w:t xml:space="preserve">⚠️ Exam Trap: Clozapine + fever/sore throat = stop drug and check WBC immediately.</w:t>
+      </w:r>
+    </w:p>
+    <w:p>
+      <w:r>
+        <w:t xml:space="preserve">💎 PNC Pearl: Clozapine → weekly WBC → agranulocytosis guard.</w:t>
+      </w:r>
+    </w:p>
+    <w:p>
+      <w:r>
+        <w:t xml:space="preserve">Positive Marks: 1</w:t>
+      </w:r>
+    </w:p>
+    <w:p>
+      <w:r>
+        <w:t xml:space="preserve">Negative Marks: 0.25</w:t>
+      </w:r>
+    </w:p>
+    <w:p>
+      <w:r>
+        <w:t xml:space="preserve"/>
+      </w:r>
+    </w:p>
+    <w:p>
+      <w:r>
+        <w:t xml:space="preserve">Question: The "Pradhan Mantri Garib Kalyan Anna Yojana" (PMGKAY) provides:</w:t>
+      </w:r>
+    </w:p>
+    <w:p>
+      <w:r>
+        <w:t xml:space="preserve">(a) Free food grains to the poor</w:t>
+      </w:r>
+    </w:p>
+    <w:p>
+      <w:r>
+        <w:t xml:space="preserve">(b) Health insurance</w:t>
+      </w:r>
+    </w:p>
+    <w:p>
+      <w:r>
+        <w:t xml:space="preserve">(c) Housing</w:t>
+      </w:r>
+    </w:p>
+    <w:p>
+      <w:r>
+        <w:t xml:space="preserve">(d) Education</w:t>
+      </w:r>
+    </w:p>
+    <w:p>
+      <w:r>
+        <w:t xml:space="preserve">Answer: a</w:t>
+      </w:r>
+    </w:p>
+    <w:p>
+      <w:r>
+        <w:t xml:space="preserve">Solution: ✅ Correct Answer: (a)</w:t>
+      </w:r>
+    </w:p>
+    <w:p>
+      <w:r>
+        <w:t xml:space="preserve">🧠 Clinical Rationale: PMGKAY provided free additional food grains (5 kg per person per month) to NFSA beneficiaries — strengthening food security during the pandemic and beyond.</w:t>
+      </w:r>
+    </w:p>
+    <w:p>
+      <w:r>
+        <w:t xml:space="preserve">🔍 Key Clues: "Anna Yojana" = food grains → free grains for the poor.</w:t>
+      </w:r>
+    </w:p>
+    <w:p>
+      <w:r>
+        <w:t xml:space="preserve">❌ Why Not Other Options?</w:t>
+      </w:r>
+    </w:p>
+    <w:p>
+      <w:r>
+        <w:t xml:space="preserve">(b) — Health insurance is Ayushman Bharat.</w:t>
+      </w:r>
+    </w:p>
+    <w:p>
+      <w:r>
+        <w:t xml:space="preserve">(c) — Housing is PMAY.</w:t>
+      </w:r>
+    </w:p>
+    <w:p>
+      <w:r>
+        <w:t xml:space="preserve">(d) — Education schemes are separate.</w:t>
+      </w:r>
+    </w:p>
+    <w:p>
+      <w:r>
+        <w:t xml:space="preserve">⚠️ Exam Trap: PMGKAY = free grains (food security); NFSA = subsidized grains — don't mix the two.</w:t>
+      </w:r>
+    </w:p>
+    <w:p>
+      <w:r>
+        <w:t xml:space="preserve">💎 PNC Pearl: PMGKAY → free 5 kg grains/person/month → food security.</w:t>
+      </w:r>
+    </w:p>
+    <w:p>
+      <w:r>
+        <w:t xml:space="preserve">Positive Marks: 1</w:t>
+      </w:r>
+    </w:p>
+    <w:p>
+      <w:r>
+        <w:t xml:space="preserve">Negative Marks: 0.25</w:t>
+      </w:r>
+    </w:p>
+    <w:p>
+      <w:r>
+        <w:t xml:space="preserve"/>
+      </w:r>
+    </w:p>
+    <w:p>
+      <w:r>
+        <w:t xml:space="preserve">Question: The nurse is to administer 1.75 g of a medication. The vial contains 500 mg/mL. The volume to give is:</w:t>
+      </w:r>
+    </w:p>
+    <w:p>
+      <w:r>
+        <w:t xml:space="preserve">(a) 2.5 mL</w:t>
+      </w:r>
+    </w:p>
+    <w:p>
+      <w:r>
+        <w:t xml:space="preserve">(b) 3.5 mL</w:t>
+      </w:r>
+    </w:p>
+    <w:p>
+      <w:r>
+        <w:t xml:space="preserve">(c) 4.5 mL</w:t>
+      </w:r>
+    </w:p>
+    <w:p>
+      <w:r>
+        <w:t xml:space="preserve">(d) 5.5 mL</w:t>
+      </w:r>
+    </w:p>
+    <w:p>
+      <w:r>
+        <w:t xml:space="preserve">Answer: b</w:t>
+      </w:r>
+    </w:p>
+    <w:p>
+      <w:r>
+        <w:t xml:space="preserve">Solution: ✅ Correct Answer: (b)</w:t>
+      </w:r>
+    </w:p>
+    <w:p>
+      <w:r>
+        <w:t xml:space="preserve">🧠 Clinical Rationale: Convert grams to milligrams first: 1.75 g = 1,750 mg. Volume = 1,750 ÷ 500 = 3.5 mL.</w:t>
+      </w:r>
+    </w:p>
+    <w:p>
+      <w:r>
+        <w:t xml:space="preserve">🔍 Key Clues: "1.75 g" + "500 mg/mL" → convert to mg, then divide.</w:t>
+      </w:r>
+    </w:p>
+    <w:p>
+      <w:r>
+        <w:t xml:space="preserve">❌ Why Not Other Options?</w:t>
+      </w:r>
+    </w:p>
+    <w:p>
+      <w:r>
+        <w:t xml:space="preserve">(a) — 2.5 mL gives 1,250 mg.</w:t>
+      </w:r>
+    </w:p>
+    <w:p>
+      <w:r>
+        <w:t xml:space="preserve">(c) — 4.5 mL gives 2,250 mg — overdose.</w:t>
+      </w:r>
+    </w:p>
+    <w:p>
+      <w:r>
+        <w:t xml:space="preserve">(d) — 5.5 mL gives 2,750 mg — serious overdose.</w:t>
+      </w:r>
+    </w:p>
+    <w:p>
+      <w:r>
+        <w:t xml:space="preserve">⚠️ Exam Trap: Unit conversion first: 1 g = 1,000 mg — the classic error is dividing 1.75 by 500.</w:t>
+      </w:r>
+    </w:p>
+    <w:p>
+      <w:r>
+        <w:t xml:space="preserve">💎 PNC Pearl: Convert units before dividing: 1,750 ÷ 500 = 3.5 mL.</w:t>
+      </w:r>
+    </w:p>
+    <w:p>
+      <w:r>
+        <w:t xml:space="preserve">Positive Marks: 1</w:t>
+      </w:r>
+    </w:p>
+    <w:p>
+      <w:r>
+        <w:t xml:space="preserve">Negative Marks: 0.25</w:t>
+      </w:r>
+    </w:p>
+    <w:p>
+      <w:r>
+        <w:t xml:space="preserve"/>
+      </w:r>
+    </w:p>
+    <w:p>
+      <w:r>
+        <w:t xml:space="preserve">Question: The normal adult hematocrit range is:</w:t>
+      </w:r>
+    </w:p>
+    <w:p>
+      <w:r>
+        <w:t xml:space="preserve">(a) 38–48% (men), 36–46% (women)</w:t>
+      </w:r>
+    </w:p>
+    <w:p>
+      <w:r>
+        <w:t xml:space="preserve">(b) 10–20%</w:t>
+      </w:r>
+    </w:p>
+    <w:p>
+      <w:r>
+        <w:t xml:space="preserve">(c) 60–70%</w:t>
+      </w:r>
+    </w:p>
+    <w:p>
+      <w:r>
+        <w:t xml:space="preserve">(d) 80–90%</w:t>
+      </w:r>
+    </w:p>
+    <w:p>
+      <w:r>
+        <w:t xml:space="preserve">Answer: a</w:t>
+      </w:r>
+    </w:p>
+    <w:p>
+      <w:r>
+        <w:t xml:space="preserve">Solution: ✅ Correct Answer: (a)</w:t>
+      </w:r>
+    </w:p>
+    <w:p>
+      <w:r>
+        <w:t xml:space="preserve">🧠 Clinical Rationale: Normal hematocrit is 38–48% in men and 36–46% in women. Low values indicate anemia; high values occur in polycythemia and dehydration. Hematocrit is roughly 3× the hemoglobin value.</w:t>
+      </w:r>
+    </w:p>
+    <w:p>
+      <w:r>
+        <w:t xml:space="preserve">🔍 Key Clues: "Normal hematocrit" → ~3× hemoglobin; men slightly higher than women.</w:t>
+      </w:r>
+    </w:p>
+    <w:p>
+      <w:r>
+        <w:t xml:space="preserve">❌ Why Not Other Options?</w:t>
+      </w:r>
+    </w:p>
+    <w:p>
+      <w:r>
+        <w:t xml:space="preserve">(b) — 10–20% indicates severe anemia.</w:t>
+      </w:r>
+    </w:p>
+    <w:p>
+      <w:r>
+        <w:t xml:space="preserve">(c), (d) — 60–70% and 80–90% suggest severe polycythemia/dehydration.</w:t>
+      </w:r>
+    </w:p>
+    <w:p>
+      <w:r>
+        <w:t xml:space="preserve">⚠️ Exam Trap: Hct ≈ 3 × Hb — quick sanity check for lab values.</w:t>
+      </w:r>
+    </w:p>
+    <w:p>
+      <w:r>
+        <w:t xml:space="preserve">💎 PNC Pearl: Hct 38–48% (men), 36–46% (women) — 3× hemoglobin.</w:t>
+      </w:r>
+    </w:p>
+    <w:p>
+      <w:r>
+        <w:t xml:space="preserve">Positive Marks: 1</w:t>
+      </w:r>
+    </w:p>
+    <w:p>
+      <w:r>
+        <w:t xml:space="preserve">Negative Marks: 0.25</w:t>
+      </w:r>
+    </w:p>
+    <w:p>
+      <w:r>
+        <w:t xml:space="preserve"/>
+      </w:r>
+    </w:p>
+    <w:p>
+      <w:r>
+        <w:t xml:space="preserve">Question: A patient with a chest tube has the water seal chamber showing intermittent bubbling with coughing. The nurse should:</w:t>
+      </w:r>
+    </w:p>
+    <w:p>
+      <w:r>
+        <w:t xml:space="preserve">(a) Recognize this as normal (air draining with cough/expiration)</w:t>
+      </w:r>
+    </w:p>
+    <w:p>
+      <w:r>
+        <w:t xml:space="preserve">(b) Suspect a large air leak</w:t>
+      </w:r>
+    </w:p>
+    <w:p>
+      <w:r>
+        <w:t xml:space="preserve">(c) Clamp the tube</w:t>
+      </w:r>
+    </w:p>
+    <w:p>
+      <w:r>
+        <w:t xml:space="preserve">(d) Notify the physician urgently</w:t>
+      </w:r>
+    </w:p>
+    <w:p>
+      <w:r>
+        <w:t xml:space="preserve">Answer: a</w:t>
+      </w:r>
+    </w:p>
+    <w:p>
+      <w:r>
+        <w:t xml:space="preserve">Solution: ✅ Correct Answer: (a)</w:t>
+      </w:r>
+    </w:p>
+    <w:p>
+      <w:r>
+        <w:t xml:space="preserve">🧠 Clinical Rationale: Intermittent bubbling in the water seal with coughing or expiration is normal — air is being evacuated from the pleural space. Continuous bubbling suggests an air leak; absence of tidaling in a patient with a pneumothorax may indicate obstruction.</w:t>
+      </w:r>
+    </w:p>
+    <w:p>
+      <w:r>
+        <w:t xml:space="preserve">🔍 Key Clues: "Intermittent bubbling" + "with coughing" = normal air drainage.</w:t>
+      </w:r>
+    </w:p>
+    <w:p>
+      <w:r>
+        <w:t xml:space="preserve">❌ Why Not Other Options?</w:t>
+      </w:r>
+    </w:p>
+    <w:p>
+      <w:r>
+        <w:t xml:space="preserve">(b) — A large air leak causes continuous bubbling, not intermittent.</w:t>
+      </w:r>
+    </w:p>
+    <w:p>
+      <w:r>
+        <w:t xml:space="preserve">(c) — Clamping can cause tension pneumothorax — never clamp without an order.</w:t>
+      </w:r>
+    </w:p>
+    <w:p>
+      <w:r>
+        <w:t xml:space="preserve">(d) — Intermittent bubbling with cough is expected; urgent notification is not needed.</w:t>
+      </w:r>
+    </w:p>
+    <w:p>
+      <w:r>
+        <w:t xml:space="preserve">⚠️ Exam Trap: Continuous bubbling = leak; intermittent = normal drainage; no tidaling = obstruction (check tubing).</w:t>
+      </w:r>
+    </w:p>
+    <w:p>
+      <w:r>
+        <w:t xml:space="preserve">💎 PNC Pearl: Chest tube: intermittent bubbling = good; continuous bubbling = leak.</w:t>
+      </w:r>
+    </w:p>
+    <w:p>
+      <w:r>
+        <w:t xml:space="preserve">Positive Marks: 1</w:t>
+      </w:r>
+    </w:p>
+    <w:p>
+      <w:r>
+        <w:t xml:space="preserve">Negative Marks: 0.25</w:t>
+      </w:r>
+    </w:p>
+    <w:p>
+      <w:r>
+        <w:t xml:space="preserve">Question: The normal HDL cholesterol level that is protective is:</w:t>
+      </w:r>
+    </w:p>
+    <w:p>
+      <w:r>
+        <w:t xml:space="preserve">(a) Greater than 60 mg/dL (higher is better)</w:t>
+      </w:r>
+    </w:p>
+    <w:p>
+      <w:r>
+        <w:t xml:space="preserve">(b) Less than 30 mg/dL</w:t>
+      </w:r>
+    </w:p>
+    <w:p>
+      <w:r>
+        <w:t xml:space="preserve">(c) 10–20 mg/dL</w:t>
+      </w:r>
+    </w:p>
+    <w:p>
+      <w:r>
+        <w:t xml:space="preserve">(d) 0–5 mg/dL</w:t>
+      </w:r>
+    </w:p>
+    <w:p>
+      <w:r>
+        <w:t xml:space="preserve">Answer: a</w:t>
+      </w:r>
+    </w:p>
+    <w:p>
+      <w:r>
+        <w:t xml:space="preserve">Solution: ✅ Correct Answer: (a)</w:t>
+      </w:r>
+    </w:p>
+    <w:p>
+      <w:r>
+        <w:t xml:space="preserve">🧠 Clinical Rationale: HDL is the "good" cholesterol — ≥60 mg/dL is protective against heart disease. Low HDL (&lt;40 in men, &lt;50 in women) increases cardiovascular risk. Exercise and healthy fats raise HDL.</w:t>
+      </w:r>
+    </w:p>
+    <w:p>
+      <w:r>
+        <w:t xml:space="preserve">🔍 Key Clues: "HDL" + "protective" → ≥60 mg/dL (higher is better).</w:t>
+      </w:r>
+    </w:p>
+    <w:p>
+      <w:r>
+        <w:t xml:space="preserve">❌ Why Not Other Options?</w:t>
+      </w:r>
+    </w:p>
+    <w:p>
+      <w:r>
+        <w:t xml:space="preserve">(b), (c), (d) — Values below 30, 10–20, and 0–5 are dangerously low HDL levels, not protective.</w:t>
+      </w:r>
+    </w:p>
+    <w:p>
+      <w:r>
+        <w:t xml:space="preserve">⚠️ Exam Trap: HDL = higher is better; LDL = lower is better — the classic inversion.</w:t>
+      </w:r>
+    </w:p>
+    <w:p>
+      <w:r>
+        <w:t xml:space="preserve">💎 PNC Pearl: HDL ≥ 60 = heart protector; exercise boosts it.</w:t>
+      </w:r>
+    </w:p>
+    <w:p>
+      <w:r>
+        <w:t xml:space="preserve">Positive Marks: 1</w:t>
+      </w:r>
+    </w:p>
+    <w:p>
+      <w:r>
+        <w:t xml:space="preserve">Negative Marks: 0.25</w:t>
+      </w:r>
+    </w:p>
+    <w:p>
+      <w:r>
+        <w:t xml:space="preserve"/>
+      </w:r>
+    </w:p>
+    <w:p>
+      <w:r>
+        <w:t xml:space="preserve">Question: The nurse is caring for a patient with an IV infusion. Which finding indicates infiltration?</w:t>
+      </w:r>
+    </w:p>
+    <w:p>
+      <w:r>
+        <w:t xml:space="preserve">(a) Swelling, coolness, and pallor at the site with decreased flow</w:t>
+      </w:r>
+    </w:p>
+    <w:p>
+      <w:r>
+        <w:t xml:space="preserve">(b) Redness and a warm cord along the vein</w:t>
+      </w:r>
+    </w:p>
+    <w:p>
+      <w:r>
+        <w:t xml:space="preserve">(c) Normal flow with no swelling</w:t>
+      </w:r>
+    </w:p>
+    <w:p>
+      <w:r>
+        <w:t xml:space="preserve">(d) Blood return in the tubing</w:t>
+      </w:r>
+    </w:p>
+    <w:p>
+      <w:r>
+        <w:t xml:space="preserve">Answer: a</w:t>
+      </w:r>
+    </w:p>
+    <w:p>
+      <w:r>
+        <w:t xml:space="preserve">Solution: ✅ Correct Answer: (a)</w:t>
+      </w:r>
+    </w:p>
+    <w:p>
+      <w:r>
+        <w:t xml:space="preserve">🧠 Clinical Rationale: Infiltration — fluid leaking into the tissue — causes swelling, coolness, pallor, and decreased flow. Phlebitis is inflammation of the vein: redness, warmth, and a palpable cord. The nurse stops the infusion and restarts at a new site.</w:t>
+      </w:r>
+    </w:p>
+    <w:p>
+      <w:r>
+        <w:t xml:space="preserve">🔍 Key Clues: "Infiltration" = cool + swollen + pale; "phlebitis" = red + warm.</w:t>
+      </w:r>
+    </w:p>
+    <w:p>
+      <w:r>
+        <w:t xml:space="preserve">❌ Why Not Other Options?</w:t>
+      </w:r>
+    </w:p>
+    <w:p>
+      <w:r>
+        <w:t xml:space="preserve">(b) — Redness and warm cord describe phlebitis, not infiltration.</w:t>
+      </w:r>
+    </w:p>
+    <w:p>
+      <w:r>
+        <w:t xml:space="preserve">(c) — Normal flow with no swelling rules out infiltration.</w:t>
+      </w:r>
+    </w:p>
+    <w:p>
+      <w:r>
+        <w:t xml:space="preserve">(d) — Blood return suggests the catheter is in the vein — the opposite of infiltration.</w:t>
+      </w:r>
+    </w:p>
+    <w:p>
+      <w:r>
+        <w:t xml:space="preserve">⚠️ Exam Trap: Cool/swollen = infiltration; warm/red = phlebitis — temperature is the clue.</w:t>
+      </w:r>
+    </w:p>
+    <w:p>
+      <w:r>
+        <w:t xml:space="preserve">💎 PNC Pearl: Infiltration = cool &amp; swollen; phlebitis = warm &amp; red.</w:t>
+      </w:r>
+    </w:p>
+    <w:p>
+      <w:r>
+        <w:t xml:space="preserve">Positive Marks: 1</w:t>
+      </w:r>
+    </w:p>
+    <w:p>
+      <w:r>
+        <w:t xml:space="preserve">Negative Marks: 0.25</w:t>
+      </w:r>
+    </w:p>
+    <w:p>
+      <w:r>
+        <w:t xml:space="preserve"/>
+      </w:r>
+    </w:p>
+    <w:p>
+      <w:r>
+        <w:t xml:space="preserve">Question: A patient with acute renal failure is in the diuretic (recovery) phase. The nurse should monitor for:</w:t>
+      </w:r>
+    </w:p>
+    <w:p>
+      <w:r>
+        <w:t xml:space="preserve">(a) Hypokalemia and dehydration from excessive urine output</w:t>
+      </w:r>
+    </w:p>
+    <w:p>
+      <w:r>
+        <w:t xml:space="preserve">(b) Hyperkalemia</w:t>
+      </w:r>
+    </w:p>
+    <w:p>
+      <w:r>
+        <w:t xml:space="preserve">(c) Fluid overload</w:t>
+      </w:r>
+    </w:p>
+    <w:p>
+      <w:r>
+        <w:t xml:space="preserve">(d) Bradycardia</w:t>
+      </w:r>
+    </w:p>
+    <w:p>
+      <w:r>
+        <w:t xml:space="preserve">Answer: a</w:t>
+      </w:r>
+    </w:p>
+    <w:p>
+      <w:r>
+        <w:t xml:space="preserve">Solution: ✅ Correct Answer: (a)</w:t>
+      </w:r>
+    </w:p>
+    <w:p>
+      <w:r>
+        <w:t xml:space="preserve">🧠 Clinical Rationale: The diuretic phase of AKI is marked by large urine output as the kidneys recover — this risks hypokalemia, hyponatremia, and dehydration. The nurse monitors I/O, electrolytes, and hydration, replacing losses carefully.</w:t>
+      </w:r>
+    </w:p>
+    <w:p>
+      <w:r>
+        <w:t xml:space="preserve">🔍 Key Clues: "Diuretic phase" = high urine output → electrolyte loss and dehydration.</w:t>
+      </w:r>
+    </w:p>
+    <w:p>
+      <w:r>
+        <w:t xml:space="preserve">❌ Why Not Other Options?</w:t>
+      </w:r>
+    </w:p>
+    <w:p>
+      <w:r>
+        <w:t xml:space="preserve">(b) — Hyperkalemia is the danger of the oliguric phase.</w:t>
+      </w:r>
+    </w:p>
+    <w:p>
+      <w:r>
+        <w:t xml:space="preserve">(c) — Fluid overload is the problem in the oliguric phase.</w:t>
+      </w:r>
+    </w:p>
+    <w:p>
+      <w:r>
+        <w:t xml:space="preserve">(d) — Bradycardia is not phase-specific.</w:t>
+      </w:r>
+    </w:p>
+    <w:p>
+      <w:r>
+        <w:t xml:space="preserve">⚠️ Exam Trap: Oliguric phase → hyperkalemia; diuretic phase → hypokalemia — opposite risks.</w:t>
+      </w:r>
+    </w:p>
+    <w:p>
+      <w:r>
+        <w:t xml:space="preserve">💎 PNC Pearl: Diuretic phase = potassium OUT — watch hypokalemia.</w:t>
+      </w:r>
+    </w:p>
+    <w:p>
+      <w:r>
+        <w:t xml:space="preserve">Positive Marks: 1</w:t>
+      </w:r>
+    </w:p>
+    <w:p>
+      <w:r>
+        <w:t xml:space="preserve">Negative Marks: 0.25</w:t>
+      </w:r>
+    </w:p>
+    <w:p>
+      <w:r>
+        <w:t xml:space="preserve"/>
+      </w:r>
+    </w:p>
+    <w:p>
+      <w:r>
+        <w:t xml:space="preserve">Question: A primigravida at 41 weeks is being assessed for post-term pregnancy. The nurse should monitor for:</w:t>
+      </w:r>
+    </w:p>
+    <w:p>
+      <w:r>
+        <w:t xml:space="preserve">(a) Placental insufficiency and fetal compromise</w:t>
+      </w:r>
+    </w:p>
+    <w:p>
+      <w:r>
+        <w:t xml:space="preserve">(b) Hypoglycemia</w:t>
+      </w:r>
+    </w:p>
+    <w:p>
+      <w:r>
+        <w:t xml:space="preserve">(c) Constipation</w:t>
+      </w:r>
+    </w:p>
+    <w:p>
+      <w:r>
+        <w:t xml:space="preserve">(d) Hyperthyroidism</w:t>
+      </w:r>
+    </w:p>
+    <w:p>
+      <w:r>
+        <w:t xml:space="preserve">Answer: a</w:t>
+      </w:r>
+    </w:p>
+    <w:p>
+      <w:r>
+        <w:t xml:space="preserve">Solution: ✅ Correct Answer: (a)</w:t>
+      </w:r>
+    </w:p>
+    <w:p>
+      <w:r>
+        <w:t xml:space="preserve">🧠 Clinical Rationale: Post-term pregnancy (≥42 weeks, and approaching at 41) risks placental aging and insufficiency, oligohydramnios, macrosomia, and fetal compromise. The nurse monitors fetal movements, NST/BPP, and amniotic fluid, and prepares for induction.</w:t>
+      </w:r>
+    </w:p>
+    <w:p>
+      <w:r>
+        <w:t xml:space="preserve">🔍 Key Clues: "41 weeks" + "post-term" → placental insufficiency + fetal compromise.</w:t>
+      </w:r>
+    </w:p>
+    <w:p>
+      <w:r>
+        <w:t xml:space="preserve">❌ Why Not Other Options?</w:t>
+      </w:r>
+    </w:p>
+    <w:p>
+      <w:r>
+        <w:t xml:space="preserve">(b), (c), (d) — Hypoglycemia, constipation, and hyperthyroidism are not the defining risks of post-term pregnancy.</w:t>
+      </w:r>
+    </w:p>
+    <w:p>
+      <w:r>
+        <w:t xml:space="preserve">⚠️ Exam Trap: Post-term = aging placenta = reduced oxygen/nutrients to the fetus.</w:t>
+      </w:r>
+    </w:p>
+    <w:p>
+      <w:r>
+        <w:t xml:space="preserve">💎 PNC Pearl: Post-term → monitor fetal movements + NST → plan induction.</w:t>
+      </w:r>
+    </w:p>
+    <w:p>
+      <w:r>
+        <w:t xml:space="preserve">Positive Marks: 1</w:t>
+      </w:r>
+    </w:p>
+    <w:p>
+      <w:r>
+        <w:t xml:space="preserve">Negative Marks: 0.25</w:t>
+      </w:r>
+    </w:p>
+    <w:p>
+      <w:r>
+        <w:t xml:space="preserve"/>
+      </w:r>
+    </w:p>
+    <w:p>
+      <w:r>
+        <w:t xml:space="preserve">Question: A 3-year-old child with acute gastroenteritis is being rehydrated. The nurse should offer fluids:</w:t>
+      </w:r>
+    </w:p>
+    <w:p>
+      <w:r>
+        <w:t xml:space="preserve">(a) In small, frequent amounts</w:t>
+      </w:r>
+    </w:p>
+    <w:p>
+      <w:r>
+        <w:t xml:space="preserve">(b) As one large bolus</w:t>
+      </w:r>
+    </w:p>
+    <w:p>
+      <w:r>
+        <w:t xml:space="preserve">(c) Only when the child asks</w:t>
+      </w:r>
+    </w:p>
+    <w:p>
+      <w:r>
+        <w:t xml:space="preserve">(d) Only after a day</w:t>
+      </w:r>
+    </w:p>
+    <w:p>
+      <w:r>
+        <w:t xml:space="preserve">Answer: a</w:t>
+      </w:r>
+    </w:p>
+    <w:p>
+      <w:r>
+        <w:t xml:space="preserve">Solution: ✅ Correct Answer: (a)</w:t>
+      </w:r>
+    </w:p>
+    <w:p>
+      <w:r>
+        <w:t xml:space="preserve">🧠 Clinical Rationale: Small, frequent sips of ORS are better tolerated and absorbed — they reduce vomiting and steadily correct dehydration. The child is reassessed after 4 hours per WHO Plan B.</w:t>
+      </w:r>
+    </w:p>
+    <w:p>
+      <w:r>
+        <w:t xml:space="preserve">🔍 Key Clues: "Rehydrated" in gastroenteritis → small, frequent ORS.</w:t>
+      </w:r>
+    </w:p>
+    <w:p>
+      <w:r>
+        <w:t xml:space="preserve">❌ Why Not Other Options?</w:t>
+      </w:r>
+    </w:p>
+    <w:p>
+      <w:r>
+        <w:t xml:space="preserve">(b) — A large bolus overloads the stomach and triggers vomiting.</w:t>
+      </w:r>
+    </w:p>
+    <w:p>
+      <w:r>
+        <w:t xml:space="preserve">(c) — A dehydrated child may not ask for fluids; the nurse offers actively.</w:t>
+      </w:r>
+    </w:p>
+    <w:p>
+      <w:r>
+        <w:t xml:space="preserve">(d) — Delaying fluids worsens dehydration.</w:t>
+      </w:r>
+    </w:p>
+    <w:p>
+      <w:r>
+        <w:t xml:space="preserve">⚠️ Exam Trap: ORS replaces water AND electrolytes — plain water alone is insufficient.</w:t>
+      </w:r>
+    </w:p>
+    <w:p>
+      <w:r>
+        <w:t xml:space="preserve">💎 PNC Pearl: Small sips, often — ORS, not water alone.</w:t>
+      </w:r>
+    </w:p>
+    <w:p>
+      <w:r>
+        <w:t xml:space="preserve">Positive Marks: 1</w:t>
+      </w:r>
+    </w:p>
+    <w:p>
+      <w:r>
+        <w:t xml:space="preserve">Negative Marks: 0.25</w:t>
+      </w:r>
+    </w:p>
+    <w:p>
+      <w:r>
+        <w:t xml:space="preserve"/>
+      </w:r>
+    </w:p>
+    <w:p>
+      <w:r>
+        <w:t xml:space="preserve">Question: A patient with generalized anxiety disorder is being discharged on an SSRI. Which statement indicates the need for further teaching?</w:t>
+      </w:r>
+    </w:p>
+    <w:p>
+      <w:r>
+        <w:t xml:space="preserve">(a) "I will stop the medicine as soon as I feel better."</w:t>
+      </w:r>
+    </w:p>
+    <w:p>
+      <w:r>
+        <w:t xml:space="preserve">(b) "I will take the medicine daily as prescribed."</w:t>
+      </w:r>
+    </w:p>
+    <w:p>
+      <w:r>
+        <w:t xml:space="preserve">(c) "I will report any side effects."</w:t>
+      </w:r>
+    </w:p>
+    <w:p>
+      <w:r>
+        <w:t xml:space="preserve">(d) "I will attend follow-up appointments."</w:t>
+      </w:r>
+    </w:p>
+    <w:p>
+      <w:r>
+        <w:t xml:space="preserve">Answer: a</w:t>
+      </w:r>
+    </w:p>
+    <w:p>
+      <w:r>
+        <w:t xml:space="preserve">Solution: ✅ Correct Answer: (a)</w:t>
+      </w:r>
+    </w:p>
+    <w:p>
+      <w:r>
+        <w:t xml:space="preserve">🧠 Clinical Rationale: SSRIs must not be stopped abruptly — sudden discontinuation causes withdrawal-like symptoms and relapse, and the drug takes 2–6 weeks to work. The correct teaching is daily use, tapering only under supervision, and follow-up.</w:t>
+      </w:r>
+    </w:p>
+    <w:p>
+      <w:r>
+        <w:t xml:space="preserve">🔍 Key Clues: "Need for further teaching" = the unsafe statement → stopping the SSRI abruptly.</w:t>
+      </w:r>
+    </w:p>
+    <w:p>
+      <w:r>
+        <w:t xml:space="preserve">❌ Why Not Other Options?</w:t>
+      </w:r>
+    </w:p>
+    <w:p>
+      <w:r>
+        <w:t xml:space="preserve">(b), (c), (d) — Daily use, reporting side effects, and follow-up are all correct behaviors.</w:t>
+      </w:r>
+    </w:p>
+    <w:p>
+      <w:r>
+        <w:t xml:space="preserve">⚠️ Exam Trap: "Stop when better" is ALWAYS the wrong statement in SSRI teaching.</w:t>
+      </w:r>
+    </w:p>
+    <w:p>
+      <w:r>
+        <w:t xml:space="preserve">💎 PNC Pearl: SSRIs = weeks to work, taper to stop — never stop abruptly.</w:t>
+      </w:r>
+    </w:p>
+    <w:p>
+      <w:r>
+        <w:t xml:space="preserve">Positive Marks: 1</w:t>
+      </w:r>
+    </w:p>
+    <w:p>
+      <w:r>
+        <w:t xml:space="preserve">Negative Marks: 0.25</w:t>
+      </w:r>
+    </w:p>
+    <w:p>
+      <w:r>
+        <w:t xml:space="preserve"/>
+      </w:r>
+    </w:p>
+    <w:p>
+      <w:r>
+        <w:t xml:space="preserve">Question: The "Pradhan Mantri Digital Saksharta Abhiyan" (PMDISHA) aims to:</w:t>
+      </w:r>
+    </w:p>
+    <w:p>
+      <w:r>
+        <w:t xml:space="preserve">(a) Make citizens digitally literate</w:t>
+      </w:r>
+    </w:p>
+    <w:p>
+      <w:r>
+        <w:t xml:space="preserve">(b) Build computers</w:t>
+      </w:r>
+    </w:p>
+    <w:p>
+      <w:r>
+        <w:t xml:space="preserve">(c) Provide health insurance</w:t>
+      </w:r>
+    </w:p>
+    <w:p>
+      <w:r>
+        <w:t xml:space="preserve">(d) Train nurses</w:t>
+      </w:r>
+    </w:p>
+    <w:p>
+      <w:r>
+        <w:t xml:space="preserve">Answer: a</w:t>
+      </w:r>
+    </w:p>
+    <w:p>
+      <w:r>
+        <w:t xml:space="preserve">Solution: ✅ Correct Answer: (a)</w:t>
+      </w:r>
+    </w:p>
+    <w:p>
+      <w:r>
+        <w:t xml:space="preserve">🧠 Clinical Rationale: PMDISHA (2017) aims to make citizens digitally literate — teaching the use of digital devices, the internet, and e-services — bridging the digital divide.</w:t>
+      </w:r>
+    </w:p>
+    <w:p>
+      <w:r>
+        <w:t xml:space="preserve">🔍 Key Clues: "Digital Saksharta" = digital literacy → make citizens digitally literate.</w:t>
+      </w:r>
+    </w:p>
+    <w:p>
+      <w:r>
+        <w:t xml:space="preserve">❌ Why Not Other Options?</w:t>
+      </w:r>
+    </w:p>
+    <w:p>
+      <w:r>
+        <w:t xml:space="preserve">(b) — The scheme teaches usage, not computer manufacturing.</w:t>
+      </w:r>
+    </w:p>
+    <w:p>
+      <w:r>
+        <w:t xml:space="preserve">(c) — Health insurance is a different scheme.</w:t>
+      </w:r>
+    </w:p>
+    <w:p>
+      <w:r>
+        <w:t xml:space="preserve">(d) — Nursing training is not its aim.</w:t>
+      </w:r>
+    </w:p>
+    <w:p>
+      <w:r>
+        <w:t xml:space="preserve">⚠️ Exam Trap: "Saksharta" = literacy — match the word to the meaning.</w:t>
+      </w:r>
+    </w:p>
+    <w:p>
+      <w:r>
+        <w:t xml:space="preserve">💎 PNC Pearl: PMDISHA = digital literacy for all citizens.</w:t>
+      </w:r>
+    </w:p>
+    <w:p>
+      <w:r>
+        <w:t xml:space="preserve">Positive Marks: 1</w:t>
+      </w:r>
+    </w:p>
+    <w:p>
+      <w:r>
+        <w:t xml:space="preserve">Negative Marks: 0.25</w:t>
+      </w:r>
+    </w:p>
+    <w:p>
+      <w:r>
+        <w:t xml:space="preserve"/>
+      </w:r>
+    </w:p>
+    <w:p>
+      <w:r>
+        <w:t xml:space="preserve">Question: The nurse is to give 0.1 mg of a medication. The vial contains 0.05 mg/mL. The volume to give is:</w:t>
+      </w:r>
+    </w:p>
+    <w:p>
+      <w:r>
+        <w:t xml:space="preserve">(a) 1 mL</w:t>
+      </w:r>
+    </w:p>
+    <w:p>
+      <w:r>
+        <w:t xml:space="preserve">(b) 2 mL</w:t>
+      </w:r>
+    </w:p>
+    <w:p>
+      <w:r>
+        <w:t xml:space="preserve">(c) 3 mL</w:t>
+      </w:r>
+    </w:p>
+    <w:p>
+      <w:r>
+        <w:t xml:space="preserve">(d) 4 mL</w:t>
+      </w:r>
+    </w:p>
+    <w:p>
+      <w:r>
+        <w:t xml:space="preserve">Answer: b</w:t>
+      </w:r>
+    </w:p>
+    <w:p>
+      <w:r>
+        <w:t xml:space="preserve">Solution: ✅ Correct Answer: (b)</w:t>
+      </w:r>
+    </w:p>
+    <w:p>
+      <w:r>
+        <w:t xml:space="preserve">🧠 Clinical Rationale: Volume = Desired ÷ Concentration = 0.1 mg ÷ 0.05 mg/mL = 2 mL.</w:t>
+      </w:r>
+    </w:p>
+    <w:p>
+      <w:r>
+        <w:t xml:space="preserve">🔍 Key Clues: "0.1 mg" ordered, "0.05 mg/mL" available → 0.1 ÷ 0.05.</w:t>
+      </w:r>
+    </w:p>
+    <w:p>
+      <w:r>
+        <w:t xml:space="preserve">❌ Why Not Other Options?</w:t>
+      </w:r>
+    </w:p>
+    <w:p>
+      <w:r>
+        <w:t xml:space="preserve">(a) — 1 mL gives 0.05 mg — half the dose.</w:t>
+      </w:r>
+    </w:p>
+    <w:p>
+      <w:r>
+        <w:t xml:space="preserve">(c) — 3 mL gives 0.15 mg — overdose.</w:t>
+      </w:r>
+    </w:p>
+    <w:p>
+      <w:r>
+        <w:t xml:space="preserve">(d) — 4 mL gives 0.2 mg — double.</w:t>
+      </w:r>
+    </w:p>
+    <w:p>
+      <w:r>
+        <w:t xml:space="preserve">⚠️ Exam Trap: Decimals — double-check the decimal point: 0.1 ÷ 0.05 = 2, not 0.2.</w:t>
+      </w:r>
+    </w:p>
+    <w:p>
+      <w:r>
+        <w:t xml:space="preserve">💎 PNC Pearl: 0.1 ÷ 0.05 = 2 mL.</w:t>
+      </w:r>
+    </w:p>
+    <w:p>
+      <w:r>
+        <w:t xml:space="preserve">Positive Marks: 1</w:t>
+      </w:r>
+    </w:p>
+    <w:p>
+      <w:r>
+        <w:t xml:space="preserve">Negative Marks: 0.25</w:t>
+      </w:r>
+    </w:p>
+    <w:p>
+      <w:r>
+        <w:t xml:space="preserve"/>
+      </w:r>
+    </w:p>
+    <w:p>
+      <w:r>
+        <w:t xml:space="preserve">Question: The normal adult temperature (axillary) is approximately:</w:t>
+      </w:r>
+    </w:p>
+    <w:p>
+      <w:r>
+        <w:t xml:space="preserve">(a) 36–37°C (about 0.5°C lower than oral)</w:t>
+      </w:r>
+    </w:p>
+    <w:p>
+      <w:r>
+        <w:t xml:space="preserve">(b) 39–40°C</w:t>
+      </w:r>
+    </w:p>
+    <w:p>
+      <w:r>
+        <w:t xml:space="preserve">(c) 34–35°C</w:t>
+      </w:r>
+    </w:p>
+    <w:p>
+      <w:r>
+        <w:t xml:space="preserve">(d) 42°C</w:t>
+      </w:r>
+    </w:p>
+    <w:p>
+      <w:r>
+        <w:t xml:space="preserve">Answer: a</w:t>
+      </w:r>
+    </w:p>
+    <w:p>
+      <w:r>
+        <w:t xml:space="preserve">Solution: ✅ Correct Answer: (a)</w:t>
+      </w:r>
+    </w:p>
+    <w:p>
+      <w:r>
+        <w:t xml:space="preserve">🧠 Clinical Rationale: Axillary temperature is about 0.5°C lower than oral — normally 36–37°C. It is convenient but less accurate; rectal is highest, then oral, then axillary. The nurse always documents the route.</w:t>
+      </w:r>
+    </w:p>
+    <w:p>
+      <w:r>
+        <w:t xml:space="preserve">🔍 Key Clues: "Axillary" → ~0.5°C below oral → 36–37°C.</w:t>
+      </w:r>
+    </w:p>
+    <w:p>
+      <w:r>
+        <w:t xml:space="preserve">❌ Why Not Other Options?</w:t>
+      </w:r>
+    </w:p>
+    <w:p>
+      <w:r>
+        <w:t xml:space="preserve">(b) — 39–40°C is a high fever.</w:t>
+      </w:r>
+    </w:p>
+    <w:p>
+      <w:r>
+        <w:t xml:space="preserve">(c) — 34–35°C indicates hypothermia.</w:t>
+      </w:r>
+    </w:p>
+    <w:p>
+      <w:r>
+        <w:t xml:space="preserve">(d) — 42°C is life-threatening hyperpyrexia.</w:t>
+      </w:r>
+    </w:p>
+    <w:p>
+      <w:r>
+        <w:t xml:space="preserve">⚠️ Exam Trap: Rectal &gt; oral &gt; axillary (each ~0.5°C apart).</w:t>
+      </w:r>
+    </w:p>
+    <w:p>
+      <w:r>
+        <w:t xml:space="preserve">💎 PNC Pearl: Axillary = 36–37°C = oral minus 0.5°C.</w:t>
+      </w:r>
+    </w:p>
+    <w:p>
+      <w:r>
+        <w:t xml:space="preserve">Positive Marks: 1</w:t>
+      </w:r>
+    </w:p>
+    <w:p>
+      <w:r>
+        <w:t xml:space="preserve">Negative Marks: 0.25</w:t>
+      </w:r>
+    </w:p>
+    <w:p>
+      <w:r>
+        <w:t xml:space="preserve"/>
+      </w:r>
+    </w:p>
+    <w:p>
+      <w:r>
+        <w:t xml:space="preserve">Question: A patient with a fractured femur in traction is at risk for which complication?</w:t>
+      </w:r>
+    </w:p>
+    <w:p>
+      <w:r>
+        <w:t xml:space="preserve">(a) Deep vein thrombosis and pressure injury</w:t>
+      </w:r>
+    </w:p>
+    <w:p>
+      <w:r>
+        <w:t xml:space="preserve">(b) Hyperglycemia</w:t>
+      </w:r>
+    </w:p>
+    <w:p>
+      <w:r>
+        <w:t xml:space="preserve">(c) Hyperthyroidism</w:t>
+      </w:r>
+    </w:p>
+    <w:p>
+      <w:r>
+        <w:t xml:space="preserve">(d) Skin rash</w:t>
+      </w:r>
+    </w:p>
+    <w:p>
+      <w:r>
+        <w:t xml:space="preserve">Answer: a</w:t>
+      </w:r>
+    </w:p>
+    <w:p>
+      <w:r>
+        <w:t xml:space="preserve">Solution: ✅ Correct Answer: (a)</w:t>
+      </w:r>
+    </w:p>
+    <w:p>
+      <w:r>
+        <w:t xml:space="preserve">🧠 Clinical Rationale: Prolonged traction and bed rest create venous stasis and unrelieved pressure — risking DVT and pressure injuries, plus muscle atrophy and contractures. The nurse implements prevention: leg exercises, repositioning, skin care, and anticoagulation as ordered.</w:t>
+      </w:r>
+    </w:p>
+    <w:p>
+      <w:r>
+        <w:t xml:space="preserve">🔍 Key Clues: "Traction" + "bed rest" → immobility complications: DVT + pressure injury.</w:t>
+      </w:r>
+    </w:p>
+    <w:p>
+      <w:r>
+        <w:t xml:space="preserve">❌ Why Not Other Options?</w:t>
+      </w:r>
+    </w:p>
+    <w:p>
+      <w:r>
+        <w:t xml:space="preserve">(b), (c), (d) — Hyperglycemia, hyperthyroidism, and skin rash are not the defining risks of traction immobility.</w:t>
+      </w:r>
+    </w:p>
+    <w:p>
+      <w:r>
+        <w:t xml:space="preserve">⚠️ Exam Trap: Any immobile patient → DVT prophylaxis + skin care are priority nursing measures.</w:t>
+      </w:r>
+    </w:p>
+    <w:p>
+      <w:r>
+        <w:t xml:space="preserve">💎 PNC Pearl: Traction = DVT + pressure injury prevention daily.</w:t>
+      </w:r>
+    </w:p>
+    <w:p>
+      <w:r>
+        <w:t xml:space="preserve">Positive Marks: 1</w:t>
+      </w:r>
+    </w:p>
+    <w:p>
+      <w:r>
+        <w:t xml:space="preserve">Negative Marks: 0.25</w:t>
       </w:r>
     </w:p>
     <w:sectPr>
       <w:pgSz w:w="12240" w:h="15840"/>
-      <w:pgMar w:top="864" w:right="1008" w:bottom="864" w:left="1008" w:header="720" w:footer="720" w:gutter="0"/>
+      <w:pgMar w:top="1440" w:right="1800" w:bottom="1440" w:left="1800" w:header="720" w:footer="720" w:gutter="0"/>
       <w:cols w:space="720"/>
       <w:docGrid w:linePitch="360"/>
     </w:sectPr>
@@ -2535,10 +2120,6 @@
     <w:name w:val="Normal"/>
     <w:qFormat/>
     <w:rsid w:val="00FC693F"/>
-    <w:rPr>
-      <w:rFonts w:ascii="Calibri" w:hAnsi="Calibri"/>
-      <w:sz w:val="22"/>
-    </w:rPr>
   </w:style>
   <w:style w:type="paragraph" w:styleId="Header">
     <w:name w:val="header"/>
